--- a/lessons/8-3/downloads/reveal/teacher/8.3-session-2-prerequisite-practice-b.docx
+++ b/lessons/8-3/downloads/reveal/teacher/8.3-session-2-prerequisite-practice-b.docx
@@ -15,10 +15,28 @@
         <w:rPr>
           <w:rFonts w:ascii="Avenir Next" w:hAnsi="Avenir Next" w:cs="Avenir Next" w:eastAsia="Avenir Next"/>
           <w:color w:val="1A1A1A"/>
+          <w:sz w:val="22"/>
+          <w:szCs w:val="20"/>
+        </w:rPr>
+        <w:t xml:space="preserve">Name</w:t>
+      </w:r>
+      <w:r>
+        <w:rPr>
+          <w:rFonts w:ascii="Avenir Next" w:hAnsi="Avenir Next" w:cs="Avenir Next" w:eastAsia="Avenir Next"/>
+          <w:color w:val="1A1A1A"/>
           <w:sz w:val="20"/>
           <w:szCs w:val="20"/>
         </w:rPr>
-        <w:t xml:space="preserve">Name</w:t>
+        <w:tab/>
+      </w:r>
+      <w:r>
+        <w:rPr>
+          <w:rFonts w:ascii="Avenir Next" w:hAnsi="Avenir Next" w:cs="Avenir Next" w:eastAsia="Avenir Next"/>
+          <w:color w:val="1A1A1A"/>
+          <w:sz w:val="22"/>
+          <w:szCs w:val="20"/>
+        </w:rPr>
+        <w:t xml:space="preserve">   Date</w:t>
       </w:r>
       <w:r>
         <w:rPr>
@@ -33,25 +51,7 @@
         <w:rPr>
           <w:rFonts w:ascii="Avenir Next" w:hAnsi="Avenir Next" w:cs="Avenir Next" w:eastAsia="Avenir Next"/>
           <w:color w:val="1A1A1A"/>
-          <w:sz w:val="20"/>
-          <w:szCs w:val="20"/>
-        </w:rPr>
-        <w:t xml:space="preserve">   Date</w:t>
-      </w:r>
-      <w:r>
-        <w:rPr>
-          <w:rFonts w:ascii="Avenir Next" w:hAnsi="Avenir Next" w:cs="Avenir Next" w:eastAsia="Avenir Next"/>
-          <w:color w:val="1A1A1A"/>
-          <w:sz w:val="20"/>
-          <w:szCs w:val="20"/>
-        </w:rPr>
-        <w:tab/>
-      </w:r>
-      <w:r>
-        <w:rPr>
-          <w:rFonts w:ascii="Avenir Next" w:hAnsi="Avenir Next" w:cs="Avenir Next" w:eastAsia="Avenir Next"/>
-          <w:color w:val="1A1A1A"/>
-          <w:sz w:val="20"/>
+          <w:sz w:val="22"/>
           <w:szCs w:val="20"/>
         </w:rPr>
         <w:t xml:space="preserve">   Period</w:t>
@@ -78,7 +78,7 @@
           <w:caps/>
           <w:color w:val="003A70"/>
           <w:spacing w:val="12"/>
-          <w:sz w:val="19"/>
+          <w:sz w:val="22"/>
           <w:szCs w:val="19"/>
         </w:rPr>
         <w:t xml:space="preserve">Lesson 8-3  ·  Session 2  ·  Prerequisite Practice B  ·  Skill 1 of 2</w:t>
@@ -86,6 +86,7 @@
     </w:p>
     <w:p>
       <w:pPr>
+        <w:pStyle w:val="Heading1"/>
         <w:keepNext/>
         <w:spacing w:before="0" w:after="10" w:line="240" w:lineRule="auto"/>
       </w:pPr>
@@ -111,7 +112,7 @@
         <w:rPr>
           <w:rFonts w:ascii="Avenir Next" w:hAnsi="Avenir Next" w:cs="Avenir Next" w:eastAsia="Avenir Next"/>
           <w:color w:val="5A5F66"/>
-          <w:sz w:val="17"/>
+          <w:sz w:val="22"/>
           <w:szCs w:val="17"/>
         </w:rPr>
         <w:t xml:space="preserve">Builds on Lesson 8-3 Session 1 · 6.EE.B.7</w:t>
@@ -154,6 +155,7 @@
           </w:tcPr>
           <w:p>
             <w:pPr>
+              <w:pStyle w:val="Heading2"/>
               <w:spacing w:before="0" w:after="0" w:line="252" w:lineRule="auto"/>
             </w:pPr>
             <w:r>
@@ -183,7 +185,7 @@
               <w:rPr>
                 <w:rFonts w:ascii="Avenir Next" w:hAnsi="Avenir Next" w:cs="Avenir Next" w:eastAsia="Avenir Next"/>
                 <w:color w:val="1A1A1A"/>
-                <w:sz w:val="20"/>
+                <w:sz w:val="22"/>
                 <w:szCs w:val="20"/>
               </w:rPr>
               <w:t xml:space="preserve">To solve </w:t>
@@ -193,7 +195,7 @@
                 <w:rFonts w:ascii="Avenir Next" w:hAnsi="Avenir Next" w:cs="Avenir Next" w:eastAsia="Avenir Next"/>
                 <w:i/>
                 <w:color w:val="1A1A1A"/>
-                <w:sz w:val="20"/>
+                <w:sz w:val="22"/>
                 <w:szCs w:val="20"/>
               </w:rPr>
               <w:t xml:space="preserve">k</w:t>
@@ -202,7 +204,7 @@
               <w:rPr>
                 <w:rFonts w:ascii="Avenir Next" w:hAnsi="Avenir Next" w:cs="Avenir Next" w:eastAsia="Avenir Next"/>
                 <w:color w:val="1A1A1A"/>
-                <w:sz w:val="20"/>
+                <w:sz w:val="22"/>
                 <w:szCs w:val="20"/>
               </w:rPr>
               <w:t xml:space="preserve"> ÷ 9 = 7, you multiply both sides by 9. Session 1 did the opposite.</w:t>
@@ -222,6 +224,7 @@
           </w:tcPr>
           <w:p>
             <w:pPr>
+              <w:pStyle w:val="Heading2"/>
               <w:spacing w:before="0" w:after="0" w:line="252" w:lineRule="auto"/>
             </w:pPr>
             <w:r>
@@ -251,7 +254,7 @@
               <w:rPr>
                 <w:rFonts w:ascii="Avenir Next" w:hAnsi="Avenir Next" w:cs="Avenir Next" w:eastAsia="Avenir Next"/>
                 <w:color w:val="1A1A1A"/>
-                <w:sz w:val="20"/>
+                <w:sz w:val="22"/>
                 <w:szCs w:val="20"/>
               </w:rPr>
               <w:t xml:space="preserve">Solve a multiplication equation like 8</w:t>
@@ -261,7 +264,7 @@
                 <w:rFonts w:ascii="Avenir Next" w:hAnsi="Avenir Next" w:cs="Avenir Next" w:eastAsia="Avenir Next"/>
                 <w:i/>
                 <w:color w:val="1A1A1A"/>
-                <w:sz w:val="20"/>
+                <w:sz w:val="22"/>
                 <w:szCs w:val="20"/>
               </w:rPr>
               <w:t xml:space="preserve">m</w:t>
@@ -270,7 +273,7 @@
               <w:rPr>
                 <w:rFonts w:ascii="Avenir Next" w:hAnsi="Avenir Next" w:cs="Avenir Next" w:eastAsia="Avenir Next"/>
                 <w:color w:val="1A1A1A"/>
-                <w:sz w:val="20"/>
+                <w:sz w:val="22"/>
                 <w:szCs w:val="20"/>
               </w:rPr>
               <w:t xml:space="preserve"> = 152 by dividing both sides.  </w:t>
@@ -280,7 +283,7 @@
                 <w:rFonts w:ascii="Avenir Next" w:hAnsi="Avenir Next" w:cs="Avenir Next" w:eastAsia="Avenir Next"/>
                 <w:b/>
                 <w:color w:val="1A1A1A"/>
-                <w:sz w:val="20"/>
+                <w:sz w:val="22"/>
                 <w:szCs w:val="20"/>
               </w:rPr>
               <w:t xml:space="preserve">You will use it in Practice Form A, problems 1 and 4.</w:t>
@@ -291,6 +294,7 @@
     </w:tbl>
     <w:p>
       <w:pPr>
+        <w:pStyle w:val="Heading2"/>
         <w:keepNext/>
         <w:pBdr>
           <w:bottom w:val="single" w:sz="8" w:space="3" w:color="003A70"/>
@@ -306,7 +310,7 @@
           <w:b/>
           <w:color w:val="003A70"/>
           <w:spacing w:val="14"/>
-          <w:sz w:val="19"/>
+          <w:sz w:val="22"/>
           <w:szCs w:val="19"/>
         </w:rPr>
         <w:t xml:space="preserve">STEPS TO FOLLOW</w:t>
@@ -325,7 +329,7 @@
           <w:rFonts w:ascii="Avenir Next" w:hAnsi="Avenir Next" w:cs="Avenir Next" w:eastAsia="Avenir Next"/>
           <w:i/>
           <w:color w:val="5A5F66"/>
-          <w:sz w:val="17"/>
+          <w:sz w:val="22"/>
           <w:szCs w:val="17"/>
         </w:rPr>
         <w:t xml:space="preserve">use these same steps on every problem</w:t>
@@ -367,6 +371,7 @@
           </w:tcPr>
           <w:p>
             <w:pPr>
+              <w:pStyle w:val="Heading1"/>
               <w:spacing w:before="0" w:after="0" w:line="240" w:lineRule="auto"/>
               <w:jc w:val="center"/>
             </w:pPr>
@@ -396,7 +401,7 @@
                 <w:rFonts w:ascii="Avenir Next" w:hAnsi="Avenir Next" w:cs="Avenir Next" w:eastAsia="Avenir Next"/>
                 <w:b/>
                 <w:color w:val="1A1A1A"/>
-                <w:sz w:val="21"/>
+                <w:sz w:val="22"/>
                 <w:szCs w:val="21"/>
               </w:rPr>
               <w:t xml:space="preserve">Name</w:t>
@@ -405,7 +410,7 @@
               <w:rPr>
                 <w:rFonts w:ascii="Avenir Next" w:hAnsi="Avenir Next" w:cs="Avenir Next" w:eastAsia="Avenir Next"/>
                 <w:color w:val="1A1A1A"/>
-                <w:sz w:val="21"/>
+                <w:sz w:val="22"/>
                 <w:szCs w:val="21"/>
               </w:rPr>
               <w:t xml:space="preserve"> the number multiplied by the letter.</w:t>
@@ -424,6 +429,7 @@
           </w:tcPr>
           <w:p>
             <w:pPr>
+              <w:pStyle w:val="Heading1"/>
               <w:spacing w:before="0" w:after="0" w:line="240" w:lineRule="auto"/>
               <w:jc w:val="center"/>
             </w:pPr>
@@ -453,7 +459,7 @@
                 <w:rFonts w:ascii="Avenir Next" w:hAnsi="Avenir Next" w:cs="Avenir Next" w:eastAsia="Avenir Next"/>
                 <w:b/>
                 <w:color w:val="1A1A1A"/>
-                <w:sz w:val="21"/>
+                <w:sz w:val="22"/>
                 <w:szCs w:val="21"/>
               </w:rPr>
               <w:t xml:space="preserve">Divide</w:t>
@@ -462,7 +468,7 @@
               <w:rPr>
                 <w:rFonts w:ascii="Avenir Next" w:hAnsi="Avenir Next" w:cs="Avenir Next" w:eastAsia="Avenir Next"/>
                 <w:color w:val="1A1A1A"/>
-                <w:sz w:val="21"/>
+                <w:sz w:val="22"/>
                 <w:szCs w:val="21"/>
               </w:rPr>
               <w:t xml:space="preserve"> both sides by that number.</w:t>
@@ -481,6 +487,7 @@
           </w:tcPr>
           <w:p>
             <w:pPr>
+              <w:pStyle w:val="Heading1"/>
               <w:spacing w:before="0" w:after="0" w:line="240" w:lineRule="auto"/>
               <w:jc w:val="center"/>
             </w:pPr>
@@ -510,7 +517,7 @@
                 <w:rFonts w:ascii="Avenir Next" w:hAnsi="Avenir Next" w:cs="Avenir Next" w:eastAsia="Avenir Next"/>
                 <w:b/>
                 <w:color w:val="1A1A1A"/>
-                <w:sz w:val="21"/>
+                <w:sz w:val="22"/>
                 <w:szCs w:val="21"/>
               </w:rPr>
               <w:t xml:space="preserve">Check</w:t>
@@ -519,7 +526,7 @@
               <w:rPr>
                 <w:rFonts w:ascii="Avenir Next" w:hAnsi="Avenir Next" w:cs="Avenir Next" w:eastAsia="Avenir Next"/>
                 <w:color w:val="1A1A1A"/>
-                <w:sz w:val="21"/>
+                <w:sz w:val="22"/>
                 <w:szCs w:val="21"/>
               </w:rPr>
               <w:t xml:space="preserve">: multiply your answer by that number.</w:t>
@@ -530,6 +537,7 @@
     </w:tbl>
     <w:p>
       <w:pPr>
+        <w:pStyle w:val="Heading2"/>
         <w:keepNext/>
         <w:pBdr>
           <w:bottom w:val="single" w:sz="8" w:space="3" w:color="003A70"/>
@@ -545,7 +553,7 @@
           <w:b/>
           <w:color w:val="003A70"/>
           <w:spacing w:val="14"/>
-          <w:sz w:val="19"/>
+          <w:sz w:val="22"/>
           <w:szCs w:val="19"/>
         </w:rPr>
         <w:t xml:space="preserve">WATCH ME</w:t>
@@ -564,7 +572,7 @@
           <w:rFonts w:ascii="Avenir Next" w:hAnsi="Avenir Next" w:cs="Avenir Next" w:eastAsia="Avenir Next"/>
           <w:i/>
           <w:color w:val="5A5F66"/>
-          <w:sz w:val="17"/>
+          <w:sz w:val="22"/>
           <w:szCs w:val="17"/>
         </w:rPr>
         <w:t xml:space="preserve">the steps in action</w:t>
@@ -579,7 +587,7 @@
           <w:rFonts w:ascii="Avenir Next" w:hAnsi="Avenir Next" w:cs="Avenir Next" w:eastAsia="Avenir Next"/>
           <w:b/>
           <w:color w:val="1A1A1A"/>
-          <w:sz w:val="21"/>
+          <w:sz w:val="22"/>
           <w:szCs w:val="21"/>
         </w:rPr>
         <w:t xml:space="preserve">Solve 8</w:t>
@@ -590,7 +598,7 @@
           <w:b/>
           <w:i/>
           <w:color w:val="1A1A1A"/>
-          <w:sz w:val="21"/>
+          <w:sz w:val="22"/>
           <w:szCs w:val="21"/>
         </w:rPr>
         <w:t xml:space="preserve">m</w:t>
@@ -600,7 +608,7 @@
           <w:rFonts w:ascii="Avenir Next" w:hAnsi="Avenir Next" w:cs="Avenir Next" w:eastAsia="Avenir Next"/>
           <w:b/>
           <w:color w:val="1A1A1A"/>
-          <w:sz w:val="21"/>
+          <w:sz w:val="22"/>
           <w:szCs w:val="21"/>
         </w:rPr>
         <w:t xml:space="preserve"> = 152.</w:t>
@@ -619,18 +627,18 @@
           <w:rFonts w:ascii="Avenir Next" w:hAnsi="Avenir Next" w:cs="Avenir Next" w:eastAsia="Avenir Next"/>
           <w:b/>
           <w:color w:val="003A70"/>
+          <w:sz w:val="22"/>
+          <w:szCs w:val="19"/>
+        </w:rPr>
+        <w:t xml:space="preserve">Step 1</w:t>
+      </w:r>
+      <w:r>
+        <w:rPr>
+          <w:rFonts w:ascii="Avenir Next" w:hAnsi="Avenir Next" w:cs="Avenir Next" w:eastAsia="Avenir Next"/>
+          <w:color w:val="1A1A1A"/>
           <w:sz w:val="19"/>
           <w:szCs w:val="19"/>
         </w:rPr>
-        <w:t xml:space="preserve">Step 1</w:t>
-      </w:r>
-      <w:r>
-        <w:rPr>
-          <w:rFonts w:ascii="Avenir Next" w:hAnsi="Avenir Next" w:cs="Avenir Next" w:eastAsia="Avenir Next"/>
-          <w:color w:val="1A1A1A"/>
-          <w:sz w:val="19"/>
-          <w:szCs w:val="19"/>
-        </w:rPr>
         <w:tab/>
       </w:r>
       <w:r>
@@ -638,7 +646,7 @@
           <w:rFonts w:ascii="Avenir Next" w:hAnsi="Avenir Next" w:cs="Avenir Next" w:eastAsia="Avenir Next"/>
           <w:i/>
           <w:color w:val="1A1A1A"/>
-          <w:sz w:val="21"/>
+          <w:sz w:val="22"/>
           <w:szCs w:val="21"/>
         </w:rPr>
         <w:t xml:space="preserve">m</w:t>
@@ -647,7 +655,7 @@
         <w:rPr>
           <w:rFonts w:ascii="Avenir Next" w:hAnsi="Avenir Next" w:cs="Avenir Next" w:eastAsia="Avenir Next"/>
           <w:color w:val="1A1A1A"/>
-          <w:sz w:val="21"/>
+          <w:sz w:val="22"/>
           <w:szCs w:val="21"/>
         </w:rPr>
         <w:t xml:space="preserve"> is multiplied by 8.</w:t>
@@ -666,18 +674,18 @@
           <w:rFonts w:ascii="Avenir Next" w:hAnsi="Avenir Next" w:cs="Avenir Next" w:eastAsia="Avenir Next"/>
           <w:b/>
           <w:color w:val="003A70"/>
+          <w:sz w:val="22"/>
+          <w:szCs w:val="19"/>
+        </w:rPr>
+        <w:t xml:space="preserve">Step 2</w:t>
+      </w:r>
+      <w:r>
+        <w:rPr>
+          <w:rFonts w:ascii="Avenir Next" w:hAnsi="Avenir Next" w:cs="Avenir Next" w:eastAsia="Avenir Next"/>
+          <w:color w:val="1A1A1A"/>
           <w:sz w:val="19"/>
           <w:szCs w:val="19"/>
         </w:rPr>
-        <w:t xml:space="preserve">Step 2</w:t>
-      </w:r>
-      <w:r>
-        <w:rPr>
-          <w:rFonts w:ascii="Avenir Next" w:hAnsi="Avenir Next" w:cs="Avenir Next" w:eastAsia="Avenir Next"/>
-          <w:color w:val="1A1A1A"/>
-          <w:sz w:val="19"/>
-          <w:szCs w:val="19"/>
-        </w:rPr>
         <w:tab/>
       </w:r>
       <w:r>
@@ -685,7 +693,7 @@
           <w:rFonts w:ascii="Avenir Next" w:hAnsi="Avenir Next" w:cs="Avenir Next" w:eastAsia="Avenir Next"/>
           <w:i/>
           <w:color w:val="1A1A1A"/>
-          <w:sz w:val="21"/>
+          <w:sz w:val="22"/>
           <w:szCs w:val="21"/>
         </w:rPr>
         <w:t xml:space="preserve">m</w:t>
@@ -694,7 +702,7 @@
         <w:rPr>
           <w:rFonts w:ascii="Avenir Next" w:hAnsi="Avenir Next" w:cs="Avenir Next" w:eastAsia="Avenir Next"/>
           <w:color w:val="1A1A1A"/>
-          <w:sz w:val="21"/>
+          <w:sz w:val="22"/>
           <w:szCs w:val="21"/>
         </w:rPr>
         <w:t xml:space="preserve"> = 152 ÷ 8 = 19.</w:t>
@@ -713,25 +721,25 @@
           <w:rFonts w:ascii="Avenir Next" w:hAnsi="Avenir Next" w:cs="Avenir Next" w:eastAsia="Avenir Next"/>
           <w:b/>
           <w:color w:val="003A70"/>
+          <w:sz w:val="22"/>
+          <w:szCs w:val="19"/>
+        </w:rPr>
+        <w:t xml:space="preserve">Step 3</w:t>
+      </w:r>
+      <w:r>
+        <w:rPr>
+          <w:rFonts w:ascii="Avenir Next" w:hAnsi="Avenir Next" w:cs="Avenir Next" w:eastAsia="Avenir Next"/>
+          <w:color w:val="1A1A1A"/>
           <w:sz w:val="19"/>
           <w:szCs w:val="19"/>
         </w:rPr>
-        <w:t xml:space="preserve">Step 3</w:t>
-      </w:r>
-      <w:r>
-        <w:rPr>
-          <w:rFonts w:ascii="Avenir Next" w:hAnsi="Avenir Next" w:cs="Avenir Next" w:eastAsia="Avenir Next"/>
-          <w:color w:val="1A1A1A"/>
-          <w:sz w:val="19"/>
-          <w:szCs w:val="19"/>
-        </w:rPr>
         <w:tab/>
       </w:r>
       <w:r>
         <w:rPr>
           <w:rFonts w:ascii="Avenir Next" w:hAnsi="Avenir Next" w:cs="Avenir Next" w:eastAsia="Avenir Next"/>
           <w:color w:val="1A1A1A"/>
-          <w:sz w:val="21"/>
+          <w:sz w:val="22"/>
           <w:szCs w:val="21"/>
         </w:rPr>
         <w:t xml:space="preserve">8 × 19 = 152. It checks.</w:t>
@@ -750,7 +758,7 @@
           <w:rFonts w:ascii="Avenir Next" w:hAnsi="Avenir Next" w:cs="Avenir Next" w:eastAsia="Avenir Next"/>
           <w:b/>
           <w:color w:val="1A1A1A"/>
-          <w:sz w:val="21"/>
+          <w:sz w:val="22"/>
           <w:szCs w:val="21"/>
         </w:rPr>
         <w:t xml:space="preserve">Answer</w:t>
@@ -770,7 +778,7 @@
           <w:b/>
           <w:i/>
           <w:color w:val="1A1A1A"/>
-          <w:sz w:val="21"/>
+          <w:sz w:val="22"/>
           <w:szCs w:val="21"/>
         </w:rPr>
         <w:t xml:space="preserve">m</w:t>
@@ -780,7 +788,7 @@
           <w:rFonts w:ascii="Avenir Next" w:hAnsi="Avenir Next" w:cs="Avenir Next" w:eastAsia="Avenir Next"/>
           <w:b/>
           <w:color w:val="1A1A1A"/>
-          <w:sz w:val="21"/>
+          <w:sz w:val="22"/>
           <w:szCs w:val="21"/>
         </w:rPr>
         <w:t xml:space="preserve"> = 19</w:t>
@@ -788,6 +796,7 @@
     </w:p>
     <w:p>
       <w:pPr>
+        <w:pStyle w:val="Heading2"/>
         <w:keepNext/>
         <w:pBdr>
           <w:bottom w:val="single" w:sz="8" w:space="3" w:color="003A70"/>
@@ -803,7 +812,7 @@
           <w:b/>
           <w:color w:val="003A70"/>
           <w:spacing w:val="14"/>
-          <w:sz w:val="19"/>
+          <w:sz w:val="22"/>
           <w:szCs w:val="19"/>
         </w:rPr>
         <w:t xml:space="preserve">TRY IT WITH HELP</w:t>
@@ -822,7 +831,7 @@
           <w:rFonts w:ascii="Avenir Next" w:hAnsi="Avenir Next" w:cs="Avenir Next" w:eastAsia="Avenir Next"/>
           <w:i/>
           <w:color w:val="5A5F66"/>
-          <w:sz w:val="17"/>
+          <w:sz w:val="22"/>
           <w:szCs w:val="17"/>
         </w:rPr>
         <w:t xml:space="preserve">fill in each step</w:t>
@@ -899,18 +908,18 @@
           <w:rFonts w:ascii="Avenir Next" w:hAnsi="Avenir Next" w:cs="Avenir Next" w:eastAsia="Avenir Next"/>
           <w:b/>
           <w:color w:val="003A70"/>
+          <w:sz w:val="22"/>
+          <w:szCs w:val="18"/>
+        </w:rPr>
+        <w:t xml:space="preserve">Step 1</w:t>
+      </w:r>
+      <w:r>
+        <w:rPr>
+          <w:rFonts w:ascii="Avenir Next" w:hAnsi="Avenir Next" w:cs="Avenir Next" w:eastAsia="Avenir Next"/>
+          <w:color w:val="1A1A1A"/>
           <w:sz w:val="18"/>
           <w:szCs w:val="18"/>
         </w:rPr>
-        <w:t xml:space="preserve">Step 1</w:t>
-      </w:r>
-      <w:r>
-        <w:rPr>
-          <w:rFonts w:ascii="Avenir Next" w:hAnsi="Avenir Next" w:cs="Avenir Next" w:eastAsia="Avenir Next"/>
-          <w:color w:val="1A1A1A"/>
-          <w:sz w:val="18"/>
-          <w:szCs w:val="18"/>
-        </w:rPr>
         <w:tab/>
       </w:r>
       <w:r>
@@ -918,26 +927,26 @@
           <w:rFonts w:ascii="Avenir Next" w:hAnsi="Avenir Next" w:cs="Avenir Next" w:eastAsia="Avenir Next"/>
           <w:i/>
           <w:color w:val="1A1A1A"/>
+          <w:sz w:val="22"/>
+          <w:szCs w:val="21"/>
+        </w:rPr>
+        <w:t xml:space="preserve">x</w:t>
+      </w:r>
+      <w:r>
+        <w:rPr>
+          <w:rFonts w:ascii="Avenir Next" w:hAnsi="Avenir Next" w:cs="Avenir Next" w:eastAsia="Avenir Next"/>
+          <w:color w:val="1A1A1A"/>
+          <w:sz w:val="22"/>
+          <w:szCs w:val="21"/>
+        </w:rPr>
+        <w:t xml:space="preserve"> is multiplied by </w:t>
+      </w:r>
+      <w:r>
+        <w:rPr>
+          <w:rFonts w:ascii="Avenir Next" w:hAnsi="Avenir Next" w:cs="Avenir Next" w:eastAsia="Avenir Next"/>
+          <w:color w:val="1A1A1A"/>
           <w:sz w:val="21"/>
           <w:szCs w:val="21"/>
-        </w:rPr>
-        <w:t xml:space="preserve">x</w:t>
-      </w:r>
-      <w:r>
-        <w:rPr>
-          <w:rFonts w:ascii="Avenir Next" w:hAnsi="Avenir Next" w:cs="Avenir Next" w:eastAsia="Avenir Next"/>
-          <w:color w:val="1A1A1A"/>
-          <w:sz w:val="21"/>
-          <w:szCs w:val="21"/>
-        </w:rPr>
-        <w:t xml:space="preserve"> is multiplied by </w:t>
-      </w:r>
-      <w:r>
-        <w:rPr>
-          <w:rFonts w:ascii="Avenir Next" w:hAnsi="Avenir Next" w:cs="Avenir Next" w:eastAsia="Avenir Next"/>
-          <w:color w:val="1A1A1A"/>
-          <w:sz w:val="21"/>
-          <w:szCs w:val="21"/>
           <w:u w:val="single"/>
         </w:rPr>
         <w:t xml:space="preserve">                </w:t>
@@ -946,7 +955,7 @@
         <w:rPr>
           <w:rFonts w:ascii="Avenir Next" w:hAnsi="Avenir Next" w:cs="Avenir Next" w:eastAsia="Avenir Next"/>
           <w:color w:val="1A1A1A"/>
-          <w:sz w:val="21"/>
+          <w:sz w:val="22"/>
           <w:szCs w:val="21"/>
         </w:rPr>
         <w:t xml:space="preserve">.</w:t>
@@ -966,18 +975,18 @@
           <w:rFonts w:ascii="Avenir Next" w:hAnsi="Avenir Next" w:cs="Avenir Next" w:eastAsia="Avenir Next"/>
           <w:b/>
           <w:color w:val="003A70"/>
+          <w:sz w:val="22"/>
+          <w:szCs w:val="18"/>
+        </w:rPr>
+        <w:t xml:space="preserve">Step 2</w:t>
+      </w:r>
+      <w:r>
+        <w:rPr>
+          <w:rFonts w:ascii="Avenir Next" w:hAnsi="Avenir Next" w:cs="Avenir Next" w:eastAsia="Avenir Next"/>
+          <w:color w:val="1A1A1A"/>
           <w:sz w:val="18"/>
           <w:szCs w:val="18"/>
         </w:rPr>
-        <w:t xml:space="preserve">Step 2</w:t>
-      </w:r>
-      <w:r>
-        <w:rPr>
-          <w:rFonts w:ascii="Avenir Next" w:hAnsi="Avenir Next" w:cs="Avenir Next" w:eastAsia="Avenir Next"/>
-          <w:color w:val="1A1A1A"/>
-          <w:sz w:val="18"/>
-          <w:szCs w:val="18"/>
-        </w:rPr>
         <w:tab/>
       </w:r>
       <w:r>
@@ -985,26 +994,26 @@
           <w:rFonts w:ascii="Avenir Next" w:hAnsi="Avenir Next" w:cs="Avenir Next" w:eastAsia="Avenir Next"/>
           <w:i/>
           <w:color w:val="1A1A1A"/>
+          <w:sz w:val="22"/>
+          <w:szCs w:val="21"/>
+        </w:rPr>
+        <w:t xml:space="preserve">x</w:t>
+      </w:r>
+      <w:r>
+        <w:rPr>
+          <w:rFonts w:ascii="Avenir Next" w:hAnsi="Avenir Next" w:cs="Avenir Next" w:eastAsia="Avenir Next"/>
+          <w:color w:val="1A1A1A"/>
+          <w:sz w:val="22"/>
+          <w:szCs w:val="21"/>
+        </w:rPr>
+        <w:t xml:space="preserve"> = 35 ÷ 5 = </w:t>
+      </w:r>
+      <w:r>
+        <w:rPr>
+          <w:rFonts w:ascii="Avenir Next" w:hAnsi="Avenir Next" w:cs="Avenir Next" w:eastAsia="Avenir Next"/>
+          <w:color w:val="1A1A1A"/>
           <w:sz w:val="21"/>
           <w:szCs w:val="21"/>
-        </w:rPr>
-        <w:t xml:space="preserve">x</w:t>
-      </w:r>
-      <w:r>
-        <w:rPr>
-          <w:rFonts w:ascii="Avenir Next" w:hAnsi="Avenir Next" w:cs="Avenir Next" w:eastAsia="Avenir Next"/>
-          <w:color w:val="1A1A1A"/>
-          <w:sz w:val="21"/>
-          <w:szCs w:val="21"/>
-        </w:rPr>
-        <w:t xml:space="preserve"> = 35 ÷ 5 = </w:t>
-      </w:r>
-      <w:r>
-        <w:rPr>
-          <w:rFonts w:ascii="Avenir Next" w:hAnsi="Avenir Next" w:cs="Avenir Next" w:eastAsia="Avenir Next"/>
-          <w:color w:val="1A1A1A"/>
-          <w:sz w:val="21"/>
-          <w:szCs w:val="21"/>
           <w:u w:val="single"/>
         </w:rPr>
         <w:t xml:space="preserve">                </w:t>
@@ -1013,7 +1022,7 @@
         <w:rPr>
           <w:rFonts w:ascii="Avenir Next" w:hAnsi="Avenir Next" w:cs="Avenir Next" w:eastAsia="Avenir Next"/>
           <w:color w:val="1A1A1A"/>
-          <w:sz w:val="21"/>
+          <w:sz w:val="22"/>
           <w:szCs w:val="21"/>
         </w:rPr>
         <w:t xml:space="preserve">.</w:t>
@@ -1033,35 +1042,35 @@
           <w:rFonts w:ascii="Avenir Next" w:hAnsi="Avenir Next" w:cs="Avenir Next" w:eastAsia="Avenir Next"/>
           <w:b/>
           <w:color w:val="003A70"/>
+          <w:sz w:val="22"/>
+          <w:szCs w:val="18"/>
+        </w:rPr>
+        <w:t xml:space="preserve">Step 3</w:t>
+      </w:r>
+      <w:r>
+        <w:rPr>
+          <w:rFonts w:ascii="Avenir Next" w:hAnsi="Avenir Next" w:cs="Avenir Next" w:eastAsia="Avenir Next"/>
+          <w:color w:val="1A1A1A"/>
           <w:sz w:val="18"/>
           <w:szCs w:val="18"/>
         </w:rPr>
-        <w:t xml:space="preserve">Step 3</w:t>
-      </w:r>
-      <w:r>
-        <w:rPr>
-          <w:rFonts w:ascii="Avenir Next" w:hAnsi="Avenir Next" w:cs="Avenir Next" w:eastAsia="Avenir Next"/>
-          <w:color w:val="1A1A1A"/>
-          <w:sz w:val="18"/>
-          <w:szCs w:val="18"/>
-        </w:rPr>
         <w:tab/>
       </w:r>
       <w:r>
         <w:rPr>
           <w:rFonts w:ascii="Avenir Next" w:hAnsi="Avenir Next" w:cs="Avenir Next" w:eastAsia="Avenir Next"/>
           <w:color w:val="1A1A1A"/>
+          <w:sz w:val="22"/>
+          <w:szCs w:val="21"/>
+        </w:rPr>
+        <w:t xml:space="preserve">5 × 7 = </w:t>
+      </w:r>
+      <w:r>
+        <w:rPr>
+          <w:rFonts w:ascii="Avenir Next" w:hAnsi="Avenir Next" w:cs="Avenir Next" w:eastAsia="Avenir Next"/>
+          <w:color w:val="1A1A1A"/>
           <w:sz w:val="21"/>
           <w:szCs w:val="21"/>
-        </w:rPr>
-        <w:t xml:space="preserve">5 × 7 = </w:t>
-      </w:r>
-      <w:r>
-        <w:rPr>
-          <w:rFonts w:ascii="Avenir Next" w:hAnsi="Avenir Next" w:cs="Avenir Next" w:eastAsia="Avenir Next"/>
-          <w:color w:val="1A1A1A"/>
-          <w:sz w:val="21"/>
-          <w:szCs w:val="21"/>
           <w:u w:val="single"/>
         </w:rPr>
         <w:t xml:space="preserve">                </w:t>
@@ -1070,7 +1079,7 @@
         <w:rPr>
           <w:rFonts w:ascii="Avenir Next" w:hAnsi="Avenir Next" w:cs="Avenir Next" w:eastAsia="Avenir Next"/>
           <w:color w:val="1A1A1A"/>
-          <w:sz w:val="21"/>
+          <w:sz w:val="22"/>
           <w:szCs w:val="21"/>
         </w:rPr>
         <w:t xml:space="preserve">. It checks.</w:t>
@@ -1152,18 +1161,18 @@
           <w:rFonts w:ascii="Avenir Next" w:hAnsi="Avenir Next" w:cs="Avenir Next" w:eastAsia="Avenir Next"/>
           <w:b/>
           <w:color w:val="003A70"/>
+          <w:sz w:val="22"/>
+          <w:szCs w:val="18"/>
+        </w:rPr>
+        <w:t xml:space="preserve">Step 1</w:t>
+      </w:r>
+      <w:r>
+        <w:rPr>
+          <w:rFonts w:ascii="Avenir Next" w:hAnsi="Avenir Next" w:cs="Avenir Next" w:eastAsia="Avenir Next"/>
+          <w:color w:val="1A1A1A"/>
           <w:sz w:val="18"/>
           <w:szCs w:val="18"/>
         </w:rPr>
-        <w:t xml:space="preserve">Step 1</w:t>
-      </w:r>
-      <w:r>
-        <w:rPr>
-          <w:rFonts w:ascii="Avenir Next" w:hAnsi="Avenir Next" w:cs="Avenir Next" w:eastAsia="Avenir Next"/>
-          <w:color w:val="1A1A1A"/>
-          <w:sz w:val="18"/>
-          <w:szCs w:val="18"/>
-        </w:rPr>
         <w:tab/>
       </w:r>
       <w:r>
@@ -1171,26 +1180,26 @@
           <w:rFonts w:ascii="Avenir Next" w:hAnsi="Avenir Next" w:cs="Avenir Next" w:eastAsia="Avenir Next"/>
           <w:i/>
           <w:color w:val="1A1A1A"/>
+          <w:sz w:val="22"/>
+          <w:szCs w:val="21"/>
+        </w:rPr>
+        <w:t xml:space="preserve">y</w:t>
+      </w:r>
+      <w:r>
+        <w:rPr>
+          <w:rFonts w:ascii="Avenir Next" w:hAnsi="Avenir Next" w:cs="Avenir Next" w:eastAsia="Avenir Next"/>
+          <w:color w:val="1A1A1A"/>
+          <w:sz w:val="22"/>
+          <w:szCs w:val="21"/>
+        </w:rPr>
+        <w:t xml:space="preserve"> is multiplied by </w:t>
+      </w:r>
+      <w:r>
+        <w:rPr>
+          <w:rFonts w:ascii="Avenir Next" w:hAnsi="Avenir Next" w:cs="Avenir Next" w:eastAsia="Avenir Next"/>
+          <w:color w:val="1A1A1A"/>
           <w:sz w:val="21"/>
           <w:szCs w:val="21"/>
-        </w:rPr>
-        <w:t xml:space="preserve">y</w:t>
-      </w:r>
-      <w:r>
-        <w:rPr>
-          <w:rFonts w:ascii="Avenir Next" w:hAnsi="Avenir Next" w:cs="Avenir Next" w:eastAsia="Avenir Next"/>
-          <w:color w:val="1A1A1A"/>
-          <w:sz w:val="21"/>
-          <w:szCs w:val="21"/>
-        </w:rPr>
-        <w:t xml:space="preserve"> is multiplied by </w:t>
-      </w:r>
-      <w:r>
-        <w:rPr>
-          <w:rFonts w:ascii="Avenir Next" w:hAnsi="Avenir Next" w:cs="Avenir Next" w:eastAsia="Avenir Next"/>
-          <w:color w:val="1A1A1A"/>
-          <w:sz w:val="21"/>
-          <w:szCs w:val="21"/>
           <w:u w:val="single"/>
         </w:rPr>
         <w:t xml:space="preserve">                </w:t>
@@ -1199,7 +1208,7 @@
         <w:rPr>
           <w:rFonts w:ascii="Avenir Next" w:hAnsi="Avenir Next" w:cs="Avenir Next" w:eastAsia="Avenir Next"/>
           <w:color w:val="1A1A1A"/>
-          <w:sz w:val="21"/>
+          <w:sz w:val="22"/>
           <w:szCs w:val="21"/>
         </w:rPr>
         <w:t xml:space="preserve">.</w:t>
@@ -1219,18 +1228,18 @@
           <w:rFonts w:ascii="Avenir Next" w:hAnsi="Avenir Next" w:cs="Avenir Next" w:eastAsia="Avenir Next"/>
           <w:b/>
           <w:color w:val="003A70"/>
+          <w:sz w:val="22"/>
+          <w:szCs w:val="18"/>
+        </w:rPr>
+        <w:t xml:space="preserve">Step 2</w:t>
+      </w:r>
+      <w:r>
+        <w:rPr>
+          <w:rFonts w:ascii="Avenir Next" w:hAnsi="Avenir Next" w:cs="Avenir Next" w:eastAsia="Avenir Next"/>
+          <w:color w:val="1A1A1A"/>
           <w:sz w:val="18"/>
           <w:szCs w:val="18"/>
         </w:rPr>
-        <w:t xml:space="preserve">Step 2</w:t>
-      </w:r>
-      <w:r>
-        <w:rPr>
-          <w:rFonts w:ascii="Avenir Next" w:hAnsi="Avenir Next" w:cs="Avenir Next" w:eastAsia="Avenir Next"/>
-          <w:color w:val="1A1A1A"/>
-          <w:sz w:val="18"/>
-          <w:szCs w:val="18"/>
-        </w:rPr>
         <w:tab/>
       </w:r>
       <w:r>
@@ -1238,26 +1247,26 @@
           <w:rFonts w:ascii="Avenir Next" w:hAnsi="Avenir Next" w:cs="Avenir Next" w:eastAsia="Avenir Next"/>
           <w:i/>
           <w:color w:val="1A1A1A"/>
+          <w:sz w:val="22"/>
+          <w:szCs w:val="21"/>
+        </w:rPr>
+        <w:t xml:space="preserve">y</w:t>
+      </w:r>
+      <w:r>
+        <w:rPr>
+          <w:rFonts w:ascii="Avenir Next" w:hAnsi="Avenir Next" w:cs="Avenir Next" w:eastAsia="Avenir Next"/>
+          <w:color w:val="1A1A1A"/>
+          <w:sz w:val="22"/>
+          <w:szCs w:val="21"/>
+        </w:rPr>
+        <w:t xml:space="preserve"> = 96 ÷ 12 = </w:t>
+      </w:r>
+      <w:r>
+        <w:rPr>
+          <w:rFonts w:ascii="Avenir Next" w:hAnsi="Avenir Next" w:cs="Avenir Next" w:eastAsia="Avenir Next"/>
+          <w:color w:val="1A1A1A"/>
           <w:sz w:val="21"/>
           <w:szCs w:val="21"/>
-        </w:rPr>
-        <w:t xml:space="preserve">y</w:t>
-      </w:r>
-      <w:r>
-        <w:rPr>
-          <w:rFonts w:ascii="Avenir Next" w:hAnsi="Avenir Next" w:cs="Avenir Next" w:eastAsia="Avenir Next"/>
-          <w:color w:val="1A1A1A"/>
-          <w:sz w:val="21"/>
-          <w:szCs w:val="21"/>
-        </w:rPr>
-        <w:t xml:space="preserve"> = 96 ÷ 12 = </w:t>
-      </w:r>
-      <w:r>
-        <w:rPr>
-          <w:rFonts w:ascii="Avenir Next" w:hAnsi="Avenir Next" w:cs="Avenir Next" w:eastAsia="Avenir Next"/>
-          <w:color w:val="1A1A1A"/>
-          <w:sz w:val="21"/>
-          <w:szCs w:val="21"/>
           <w:u w:val="single"/>
         </w:rPr>
         <w:t xml:space="preserve">                </w:t>
@@ -1266,7 +1275,7 @@
         <w:rPr>
           <w:rFonts w:ascii="Avenir Next" w:hAnsi="Avenir Next" w:cs="Avenir Next" w:eastAsia="Avenir Next"/>
           <w:color w:val="1A1A1A"/>
-          <w:sz w:val="21"/>
+          <w:sz w:val="22"/>
           <w:szCs w:val="21"/>
         </w:rPr>
         <w:t xml:space="preserve">.</w:t>
@@ -1286,35 +1295,35 @@
           <w:rFonts w:ascii="Avenir Next" w:hAnsi="Avenir Next" w:cs="Avenir Next" w:eastAsia="Avenir Next"/>
           <w:b/>
           <w:color w:val="003A70"/>
+          <w:sz w:val="22"/>
+          <w:szCs w:val="18"/>
+        </w:rPr>
+        <w:t xml:space="preserve">Step 3</w:t>
+      </w:r>
+      <w:r>
+        <w:rPr>
+          <w:rFonts w:ascii="Avenir Next" w:hAnsi="Avenir Next" w:cs="Avenir Next" w:eastAsia="Avenir Next"/>
+          <w:color w:val="1A1A1A"/>
           <w:sz w:val="18"/>
           <w:szCs w:val="18"/>
         </w:rPr>
-        <w:t xml:space="preserve">Step 3</w:t>
-      </w:r>
-      <w:r>
-        <w:rPr>
-          <w:rFonts w:ascii="Avenir Next" w:hAnsi="Avenir Next" w:cs="Avenir Next" w:eastAsia="Avenir Next"/>
-          <w:color w:val="1A1A1A"/>
-          <w:sz w:val="18"/>
-          <w:szCs w:val="18"/>
-        </w:rPr>
         <w:tab/>
       </w:r>
       <w:r>
         <w:rPr>
           <w:rFonts w:ascii="Avenir Next" w:hAnsi="Avenir Next" w:cs="Avenir Next" w:eastAsia="Avenir Next"/>
           <w:color w:val="1A1A1A"/>
+          <w:sz w:val="22"/>
+          <w:szCs w:val="21"/>
+        </w:rPr>
+        <w:t xml:space="preserve">12 × 8 = </w:t>
+      </w:r>
+      <w:r>
+        <w:rPr>
+          <w:rFonts w:ascii="Avenir Next" w:hAnsi="Avenir Next" w:cs="Avenir Next" w:eastAsia="Avenir Next"/>
+          <w:color w:val="1A1A1A"/>
           <w:sz w:val="21"/>
           <w:szCs w:val="21"/>
-        </w:rPr>
-        <w:t xml:space="preserve">12 × 8 = </w:t>
-      </w:r>
-      <w:r>
-        <w:rPr>
-          <w:rFonts w:ascii="Avenir Next" w:hAnsi="Avenir Next" w:cs="Avenir Next" w:eastAsia="Avenir Next"/>
-          <w:color w:val="1A1A1A"/>
-          <w:sz w:val="21"/>
-          <w:szCs w:val="21"/>
           <w:u w:val="single"/>
         </w:rPr>
         <w:t xml:space="preserve">                </w:t>
@@ -1323,7 +1332,7 @@
         <w:rPr>
           <w:rFonts w:ascii="Avenir Next" w:hAnsi="Avenir Next" w:cs="Avenir Next" w:eastAsia="Avenir Next"/>
           <w:color w:val="1A1A1A"/>
-          <w:sz w:val="21"/>
+          <w:sz w:val="22"/>
           <w:szCs w:val="21"/>
         </w:rPr>
         <w:t xml:space="preserve">. It checks.</w:t>
@@ -1336,6 +1345,7 @@
     </w:p>
     <w:p>
       <w:pPr>
+        <w:pStyle w:val="Heading2"/>
         <w:keepNext/>
         <w:pBdr>
           <w:bottom w:val="single" w:sz="8" w:space="3" w:color="003A70"/>
@@ -1351,7 +1361,7 @@
           <w:b/>
           <w:color w:val="003A70"/>
           <w:spacing w:val="14"/>
-          <w:sz w:val="19"/>
+          <w:sz w:val="22"/>
           <w:szCs w:val="19"/>
         </w:rPr>
         <w:t xml:space="preserve">YOUR TURN</w:t>
@@ -1370,7 +1380,7 @@
           <w:rFonts w:ascii="Avenir Next" w:hAnsi="Avenir Next" w:cs="Avenir Next" w:eastAsia="Avenir Next"/>
           <w:i/>
           <w:color w:val="5A5F66"/>
-          <w:sz w:val="17"/>
+          <w:sz w:val="22"/>
           <w:szCs w:val="17"/>
         </w:rPr>
         <w:t xml:space="preserve">use the steps on your own</w:t>
@@ -1561,7 +1571,7 @@
                       <w:szCs w:val="22"/>
                       <w:u w:val="single"/>
                     </w:rPr>
-                    <w:t xml:space="preserve">        </w:t>
+                    <w:t xml:space="preserve">            </w:t>
                   </w:r>
                 </w:p>
               </w:tc>
@@ -1642,7 +1652,7 @@
                       <w:szCs w:val="22"/>
                       <w:u w:val="single"/>
                     </w:rPr>
-                    <w:t xml:space="preserve">        </w:t>
+                    <w:t xml:space="preserve">            </w:t>
                   </w:r>
                 </w:p>
               </w:tc>
@@ -1723,7 +1733,7 @@
                       <w:szCs w:val="22"/>
                       <w:u w:val="single"/>
                     </w:rPr>
-                    <w:t xml:space="preserve">        </w:t>
+                    <w:t xml:space="preserve">            </w:t>
                   </w:r>
                 </w:p>
               </w:tc>
@@ -1810,7 +1820,7 @@
                       <w:szCs w:val="22"/>
                       <w:u w:val="single"/>
                     </w:rPr>
-                    <w:t xml:space="preserve">        </w:t>
+                    <w:t xml:space="preserve">            </w:t>
                   </w:r>
                 </w:p>
               </w:tc>
@@ -1891,7 +1901,7 @@
                       <w:szCs w:val="22"/>
                       <w:u w:val="single"/>
                     </w:rPr>
-                    <w:t xml:space="preserve">        </w:t>
+                    <w:t xml:space="preserve">            </w:t>
                   </w:r>
                 </w:p>
               </w:tc>
@@ -1972,7 +1982,7 @@
                       <w:szCs w:val="22"/>
                       <w:u w:val="single"/>
                     </w:rPr>
-                    <w:t xml:space="preserve">        </w:t>
+                    <w:t xml:space="preserve">            </w:t>
                   </w:r>
                 </w:p>
               </w:tc>
@@ -2004,7 +2014,7 @@
           <w:caps/>
           <w:color w:val="003A70"/>
           <w:spacing w:val="12"/>
-          <w:sz w:val="19"/>
+          <w:sz w:val="22"/>
           <w:szCs w:val="19"/>
         </w:rPr>
         <w:t xml:space="preserve">Lesson 8-3  ·  Session 2  ·  Prerequisite Practice B  ·  Skill 2 of 2</w:t>
@@ -2012,6 +2022,7 @@
     </w:p>
     <w:p>
       <w:pPr>
+        <w:pStyle w:val="Heading1"/>
         <w:keepNext/>
         <w:spacing w:before="0" w:after="10" w:line="240" w:lineRule="auto"/>
       </w:pPr>
@@ -2037,7 +2048,7 @@
         <w:rPr>
           <w:rFonts w:ascii="Avenir Next" w:hAnsi="Avenir Next" w:cs="Avenir Next" w:eastAsia="Avenir Next"/>
           <w:color w:val="5A5F66"/>
-          <w:sz w:val="17"/>
+          <w:sz w:val="22"/>
           <w:szCs w:val="17"/>
         </w:rPr>
         <w:t xml:space="preserve">Builds on Lesson 8-1 Session 2 · 6.EE.B.6</w:t>
@@ -2080,6 +2091,7 @@
           </w:tcPr>
           <w:p>
             <w:pPr>
+              <w:pStyle w:val="Heading2"/>
               <w:spacing w:before="0" w:after="0" w:line="252" w:lineRule="auto"/>
             </w:pPr>
             <w:r>
@@ -2110,7 +2122,7 @@
                 <w:rFonts w:ascii="Avenir Next" w:hAnsi="Avenir Next" w:cs="Avenir Next" w:eastAsia="Avenir Next"/>
                 <w:i/>
                 <w:color w:val="1A1A1A"/>
-                <w:sz w:val="20"/>
+                <w:sz w:val="22"/>
                 <w:szCs w:val="20"/>
               </w:rPr>
               <w:t xml:space="preserve">s</w:t>
@@ -2119,7 +2131,7 @@
               <w:rPr>
                 <w:rFonts w:ascii="Avenir Next" w:hAnsi="Avenir Next" w:cs="Avenir Next" w:eastAsia="Avenir Next"/>
                 <w:color w:val="1A1A1A"/>
-                <w:sz w:val="20"/>
+                <w:sz w:val="22"/>
                 <w:szCs w:val="20"/>
               </w:rPr>
               <w:t xml:space="preserve"> slices shared by 5 tables, 12 slices each, becomes </w:t>
@@ -2129,7 +2141,7 @@
                 <w:rFonts w:ascii="Avenir Next" w:hAnsi="Avenir Next" w:cs="Avenir Next" w:eastAsia="Avenir Next"/>
                 <w:i/>
                 <w:color w:val="1A1A1A"/>
-                <w:sz w:val="20"/>
+                <w:sz w:val="22"/>
                 <w:szCs w:val="20"/>
               </w:rPr>
               <w:t xml:space="preserve">s</w:t>
@@ -2138,7 +2150,7 @@
               <w:rPr>
                 <w:rFonts w:ascii="Avenir Next" w:hAnsi="Avenir Next" w:cs="Avenir Next" w:eastAsia="Avenir Next"/>
                 <w:color w:val="1A1A1A"/>
-                <w:sz w:val="20"/>
+                <w:sz w:val="22"/>
                 <w:szCs w:val="20"/>
               </w:rPr>
               <w:t xml:space="preserve"> ÷ 5 = 12.</w:t>
@@ -2158,6 +2170,7 @@
           </w:tcPr>
           <w:p>
             <w:pPr>
+              <w:pStyle w:val="Heading2"/>
               <w:spacing w:before="0" w:after="0" w:line="252" w:lineRule="auto"/>
             </w:pPr>
             <w:r>
@@ -2187,7 +2200,7 @@
               <w:rPr>
                 <w:rFonts w:ascii="Avenir Next" w:hAnsi="Avenir Next" w:cs="Avenir Next" w:eastAsia="Avenir Next"/>
                 <w:color w:val="1A1A1A"/>
-                <w:sz w:val="20"/>
+                <w:sz w:val="22"/>
                 <w:szCs w:val="20"/>
               </w:rPr>
               <w:t xml:space="preserve">Write total ÷ groups = one share for a sharing story.  </w:t>
@@ -2197,7 +2210,7 @@
                 <w:rFonts w:ascii="Avenir Next" w:hAnsi="Avenir Next" w:cs="Avenir Next" w:eastAsia="Avenir Next"/>
                 <w:b/>
                 <w:color w:val="1A1A1A"/>
-                <w:sz w:val="20"/>
+                <w:sz w:val="22"/>
                 <w:szCs w:val="20"/>
               </w:rPr>
               <w:t xml:space="preserve">You will use it in Practice Form A, problems 2, 6 and 7.</w:t>
@@ -2208,6 +2221,7 @@
     </w:tbl>
     <w:p>
       <w:pPr>
+        <w:pStyle w:val="Heading2"/>
         <w:keepNext/>
         <w:pBdr>
           <w:bottom w:val="single" w:sz="8" w:space="3" w:color="003A70"/>
@@ -2223,7 +2237,7 @@
           <w:b/>
           <w:color w:val="003A70"/>
           <w:spacing w:val="14"/>
-          <w:sz w:val="19"/>
+          <w:sz w:val="22"/>
           <w:szCs w:val="19"/>
         </w:rPr>
         <w:t xml:space="preserve">STEPS TO FOLLOW</w:t>
@@ -2242,7 +2256,7 @@
           <w:rFonts w:ascii="Avenir Next" w:hAnsi="Avenir Next" w:cs="Avenir Next" w:eastAsia="Avenir Next"/>
           <w:i/>
           <w:color w:val="5A5F66"/>
-          <w:sz w:val="17"/>
+          <w:sz w:val="22"/>
           <w:szCs w:val="17"/>
         </w:rPr>
         <w:t xml:space="preserve">use these same steps on every problem</w:t>
@@ -2284,6 +2298,7 @@
           </w:tcPr>
           <w:p>
             <w:pPr>
+              <w:pStyle w:val="Heading1"/>
               <w:spacing w:before="0" w:after="0" w:line="240" w:lineRule="auto"/>
               <w:jc w:val="center"/>
             </w:pPr>
@@ -2312,7 +2327,7 @@
               <w:rPr>
                 <w:rFonts w:ascii="Avenir Next" w:hAnsi="Avenir Next" w:cs="Avenir Next" w:eastAsia="Avenir Next"/>
                 <w:color w:val="1A1A1A"/>
-                <w:sz w:val="21"/>
+                <w:sz w:val="22"/>
                 <w:szCs w:val="21"/>
               </w:rPr>
               <w:t xml:space="preserve">Use a </w:t>
@@ -2322,7 +2337,7 @@
                 <w:rFonts w:ascii="Avenir Next" w:hAnsi="Avenir Next" w:cs="Avenir Next" w:eastAsia="Avenir Next"/>
                 <w:b/>
                 <w:color w:val="1A1A1A"/>
-                <w:sz w:val="21"/>
+                <w:sz w:val="22"/>
                 <w:szCs w:val="21"/>
               </w:rPr>
               <w:t xml:space="preserve">letter</w:t>
@@ -2331,7 +2346,7 @@
               <w:rPr>
                 <w:rFonts w:ascii="Avenir Next" w:hAnsi="Avenir Next" w:cs="Avenir Next" w:eastAsia="Avenir Next"/>
                 <w:color w:val="1A1A1A"/>
-                <w:sz w:val="21"/>
+                <w:sz w:val="22"/>
                 <w:szCs w:val="21"/>
               </w:rPr>
               <w:t xml:space="preserve"> for the whole total.</w:t>
@@ -2350,6 +2365,7 @@
           </w:tcPr>
           <w:p>
             <w:pPr>
+              <w:pStyle w:val="Heading1"/>
               <w:spacing w:before="0" w:after="0" w:line="240" w:lineRule="auto"/>
               <w:jc w:val="center"/>
             </w:pPr>
@@ -2378,7 +2394,7 @@
               <w:rPr>
                 <w:rFonts w:ascii="Avenir Next" w:hAnsi="Avenir Next" w:cs="Avenir Next" w:eastAsia="Avenir Next"/>
                 <w:color w:val="1A1A1A"/>
-                <w:sz w:val="21"/>
+                <w:sz w:val="22"/>
                 <w:szCs w:val="21"/>
               </w:rPr>
               <w:t xml:space="preserve">Find the number of </w:t>
@@ -2388,7 +2404,7 @@
                 <w:rFonts w:ascii="Avenir Next" w:hAnsi="Avenir Next" w:cs="Avenir Next" w:eastAsia="Avenir Next"/>
                 <w:b/>
                 <w:color w:val="1A1A1A"/>
-                <w:sz w:val="21"/>
+                <w:sz w:val="22"/>
                 <w:szCs w:val="21"/>
               </w:rPr>
               <w:t xml:space="preserve">groups</w:t>
@@ -2397,7 +2413,7 @@
               <w:rPr>
                 <w:rFonts w:ascii="Avenir Next" w:hAnsi="Avenir Next" w:cs="Avenir Next" w:eastAsia="Avenir Next"/>
                 <w:color w:val="1A1A1A"/>
-                <w:sz w:val="21"/>
+                <w:sz w:val="22"/>
                 <w:szCs w:val="21"/>
               </w:rPr>
               <w:t xml:space="preserve"> and one share.</w:t>
@@ -2416,6 +2432,7 @@
           </w:tcPr>
           <w:p>
             <w:pPr>
+              <w:pStyle w:val="Heading1"/>
               <w:spacing w:before="0" w:after="0" w:line="240" w:lineRule="auto"/>
               <w:jc w:val="center"/>
             </w:pPr>
@@ -2445,7 +2462,7 @@
                 <w:rFonts w:ascii="Avenir Next" w:hAnsi="Avenir Next" w:cs="Avenir Next" w:eastAsia="Avenir Next"/>
                 <w:b/>
                 <w:color w:val="1A1A1A"/>
-                <w:sz w:val="21"/>
+                <w:sz w:val="22"/>
                 <w:szCs w:val="21"/>
               </w:rPr>
               <w:t xml:space="preserve">Write</w:t>
@@ -2454,7 +2471,7 @@
               <w:rPr>
                 <w:rFonts w:ascii="Avenir Next" w:hAnsi="Avenir Next" w:cs="Avenir Next" w:eastAsia="Avenir Next"/>
                 <w:color w:val="1A1A1A"/>
-                <w:sz w:val="21"/>
+                <w:sz w:val="22"/>
                 <w:szCs w:val="21"/>
               </w:rPr>
               <w:t xml:space="preserve"> letter ÷ groups = one share.</w:t>
@@ -2465,6 +2482,7 @@
     </w:tbl>
     <w:p>
       <w:pPr>
+        <w:pStyle w:val="Heading2"/>
         <w:keepNext/>
         <w:pBdr>
           <w:bottom w:val="single" w:sz="8" w:space="3" w:color="003A70"/>
@@ -2480,7 +2498,7 @@
           <w:b/>
           <w:color w:val="003A70"/>
           <w:spacing w:val="14"/>
-          <w:sz w:val="19"/>
+          <w:sz w:val="22"/>
           <w:szCs w:val="19"/>
         </w:rPr>
         <w:t xml:space="preserve">WATCH ME</w:t>
@@ -2499,7 +2517,7 @@
           <w:rFonts w:ascii="Avenir Next" w:hAnsi="Avenir Next" w:cs="Avenir Next" w:eastAsia="Avenir Next"/>
           <w:i/>
           <w:color w:val="5A5F66"/>
-          <w:sz w:val="17"/>
+          <w:sz w:val="22"/>
           <w:szCs w:val="17"/>
         </w:rPr>
         <w:t xml:space="preserve">the steps in action</w:t>
@@ -2514,7 +2532,7 @@
           <w:rFonts w:ascii="Avenir Next" w:hAnsi="Avenir Next" w:cs="Avenir Next" w:eastAsia="Avenir Next"/>
           <w:b/>
           <w:color w:val="1A1A1A"/>
-          <w:sz w:val="21"/>
+          <w:sz w:val="22"/>
           <w:szCs w:val="21"/>
         </w:rPr>
         <w:t xml:space="preserve">A bag of nuts is split evenly among 8 friends. Each gets 6 ounces.</w:t>
@@ -2533,25 +2551,25 @@
           <w:rFonts w:ascii="Avenir Next" w:hAnsi="Avenir Next" w:cs="Avenir Next" w:eastAsia="Avenir Next"/>
           <w:b/>
           <w:color w:val="003A70"/>
+          <w:sz w:val="22"/>
+          <w:szCs w:val="19"/>
+        </w:rPr>
+        <w:t xml:space="preserve">Step 1</w:t>
+      </w:r>
+      <w:r>
+        <w:rPr>
+          <w:rFonts w:ascii="Avenir Next" w:hAnsi="Avenir Next" w:cs="Avenir Next" w:eastAsia="Avenir Next"/>
+          <w:color w:val="1A1A1A"/>
           <w:sz w:val="19"/>
           <w:szCs w:val="19"/>
         </w:rPr>
-        <w:t xml:space="preserve">Step 1</w:t>
-      </w:r>
-      <w:r>
-        <w:rPr>
-          <w:rFonts w:ascii="Avenir Next" w:hAnsi="Avenir Next" w:cs="Avenir Next" w:eastAsia="Avenir Next"/>
-          <w:color w:val="1A1A1A"/>
-          <w:sz w:val="19"/>
-          <w:szCs w:val="19"/>
-        </w:rPr>
         <w:tab/>
       </w:r>
       <w:r>
         <w:rPr>
           <w:rFonts w:ascii="Avenir Next" w:hAnsi="Avenir Next" w:cs="Avenir Next" w:eastAsia="Avenir Next"/>
           <w:color w:val="1A1A1A"/>
-          <w:sz w:val="21"/>
+          <w:sz w:val="22"/>
           <w:szCs w:val="21"/>
         </w:rPr>
         <w:t xml:space="preserve">Let </w:t>
@@ -2561,7 +2579,7 @@
           <w:rFonts w:ascii="Avenir Next" w:hAnsi="Avenir Next" w:cs="Avenir Next" w:eastAsia="Avenir Next"/>
           <w:i/>
           <w:color w:val="1A1A1A"/>
-          <w:sz w:val="21"/>
+          <w:sz w:val="22"/>
           <w:szCs w:val="21"/>
         </w:rPr>
         <w:t xml:space="preserve">b</w:t>
@@ -2570,7 +2588,7 @@
         <w:rPr>
           <w:rFonts w:ascii="Avenir Next" w:hAnsi="Avenir Next" w:cs="Avenir Next" w:eastAsia="Avenir Next"/>
           <w:color w:val="1A1A1A"/>
-          <w:sz w:val="21"/>
+          <w:sz w:val="22"/>
           <w:szCs w:val="21"/>
         </w:rPr>
         <w:t xml:space="preserve"> = the ounces in the whole bag.</w:t>
@@ -2589,25 +2607,25 @@
           <w:rFonts w:ascii="Avenir Next" w:hAnsi="Avenir Next" w:cs="Avenir Next" w:eastAsia="Avenir Next"/>
           <w:b/>
           <w:color w:val="003A70"/>
+          <w:sz w:val="22"/>
+          <w:szCs w:val="19"/>
+        </w:rPr>
+        <w:t xml:space="preserve">Step 2</w:t>
+      </w:r>
+      <w:r>
+        <w:rPr>
+          <w:rFonts w:ascii="Avenir Next" w:hAnsi="Avenir Next" w:cs="Avenir Next" w:eastAsia="Avenir Next"/>
+          <w:color w:val="1A1A1A"/>
           <w:sz w:val="19"/>
           <w:szCs w:val="19"/>
         </w:rPr>
-        <w:t xml:space="preserve">Step 2</w:t>
-      </w:r>
-      <w:r>
-        <w:rPr>
-          <w:rFonts w:ascii="Avenir Next" w:hAnsi="Avenir Next" w:cs="Avenir Next" w:eastAsia="Avenir Next"/>
-          <w:color w:val="1A1A1A"/>
-          <w:sz w:val="19"/>
-          <w:szCs w:val="19"/>
-        </w:rPr>
         <w:tab/>
       </w:r>
       <w:r>
         <w:rPr>
           <w:rFonts w:ascii="Avenir Next" w:hAnsi="Avenir Next" w:cs="Avenir Next" w:eastAsia="Avenir Next"/>
           <w:color w:val="1A1A1A"/>
-          <w:sz w:val="21"/>
+          <w:sz w:val="22"/>
           <w:szCs w:val="21"/>
         </w:rPr>
         <w:t xml:space="preserve">8 friends. 6 ounces each.</w:t>
@@ -2626,18 +2644,18 @@
           <w:rFonts w:ascii="Avenir Next" w:hAnsi="Avenir Next" w:cs="Avenir Next" w:eastAsia="Avenir Next"/>
           <w:b/>
           <w:color w:val="003A70"/>
+          <w:sz w:val="22"/>
+          <w:szCs w:val="19"/>
+        </w:rPr>
+        <w:t xml:space="preserve">Step 3</w:t>
+      </w:r>
+      <w:r>
+        <w:rPr>
+          <w:rFonts w:ascii="Avenir Next" w:hAnsi="Avenir Next" w:cs="Avenir Next" w:eastAsia="Avenir Next"/>
+          <w:color w:val="1A1A1A"/>
           <w:sz w:val="19"/>
           <w:szCs w:val="19"/>
         </w:rPr>
-        <w:t xml:space="preserve">Step 3</w:t>
-      </w:r>
-      <w:r>
-        <w:rPr>
-          <w:rFonts w:ascii="Avenir Next" w:hAnsi="Avenir Next" w:cs="Avenir Next" w:eastAsia="Avenir Next"/>
-          <w:color w:val="1A1A1A"/>
-          <w:sz w:val="19"/>
-          <w:szCs w:val="19"/>
-        </w:rPr>
         <w:tab/>
       </w:r>
       <w:r>
@@ -2645,7 +2663,7 @@
           <w:rFonts w:ascii="Avenir Next" w:hAnsi="Avenir Next" w:cs="Avenir Next" w:eastAsia="Avenir Next"/>
           <w:i/>
           <w:color w:val="1A1A1A"/>
-          <w:sz w:val="21"/>
+          <w:sz w:val="22"/>
           <w:szCs w:val="21"/>
         </w:rPr>
         <w:t xml:space="preserve">b</w:t>
@@ -2654,7 +2672,7 @@
         <w:rPr>
           <w:rFonts w:ascii="Avenir Next" w:hAnsi="Avenir Next" w:cs="Avenir Next" w:eastAsia="Avenir Next"/>
           <w:color w:val="1A1A1A"/>
-          <w:sz w:val="21"/>
+          <w:sz w:val="22"/>
           <w:szCs w:val="21"/>
         </w:rPr>
         <w:t xml:space="preserve"> ÷ 8 = 6.</w:t>
@@ -2673,7 +2691,7 @@
           <w:rFonts w:ascii="Avenir Next" w:hAnsi="Avenir Next" w:cs="Avenir Next" w:eastAsia="Avenir Next"/>
           <w:b/>
           <w:color w:val="1A1A1A"/>
-          <w:sz w:val="21"/>
+          <w:sz w:val="22"/>
           <w:szCs w:val="21"/>
         </w:rPr>
         <w:t xml:space="preserve">Answer</w:t>
@@ -2693,7 +2711,7 @@
           <w:b/>
           <w:i/>
           <w:color w:val="1A1A1A"/>
-          <w:sz w:val="21"/>
+          <w:sz w:val="22"/>
           <w:szCs w:val="21"/>
         </w:rPr>
         <w:t xml:space="preserve">b</w:t>
@@ -2703,7 +2721,7 @@
           <w:rFonts w:ascii="Avenir Next" w:hAnsi="Avenir Next" w:cs="Avenir Next" w:eastAsia="Avenir Next"/>
           <w:b/>
           <w:color w:val="1A1A1A"/>
-          <w:sz w:val="21"/>
+          <w:sz w:val="22"/>
           <w:szCs w:val="21"/>
         </w:rPr>
         <w:t xml:space="preserve"> ÷ 8 = 6</w:t>
@@ -2711,6 +2729,7 @@
     </w:p>
     <w:p>
       <w:pPr>
+        <w:pStyle w:val="Heading2"/>
         <w:keepNext/>
         <w:pBdr>
           <w:bottom w:val="single" w:sz="8" w:space="3" w:color="003A70"/>
@@ -2726,7 +2745,7 @@
           <w:b/>
           <w:color w:val="003A70"/>
           <w:spacing w:val="14"/>
-          <w:sz w:val="19"/>
+          <w:sz w:val="22"/>
           <w:szCs w:val="19"/>
         </w:rPr>
         <w:t xml:space="preserve">TRY IT WITH HELP</w:t>
@@ -2745,7 +2764,7 @@
           <w:rFonts w:ascii="Avenir Next" w:hAnsi="Avenir Next" w:cs="Avenir Next" w:eastAsia="Avenir Next"/>
           <w:i/>
           <w:color w:val="5A5F66"/>
-          <w:sz w:val="17"/>
+          <w:sz w:val="22"/>
           <w:szCs w:val="17"/>
         </w:rPr>
         <w:t xml:space="preserve">fill in each step</w:t>
@@ -2822,35 +2841,35 @@
           <w:rFonts w:ascii="Avenir Next" w:hAnsi="Avenir Next" w:cs="Avenir Next" w:eastAsia="Avenir Next"/>
           <w:b/>
           <w:color w:val="003A70"/>
+          <w:sz w:val="22"/>
+          <w:szCs w:val="18"/>
+        </w:rPr>
+        <w:t xml:space="preserve">Step 1</w:t>
+      </w:r>
+      <w:r>
+        <w:rPr>
+          <w:rFonts w:ascii="Avenir Next" w:hAnsi="Avenir Next" w:cs="Avenir Next" w:eastAsia="Avenir Next"/>
+          <w:color w:val="1A1A1A"/>
           <w:sz w:val="18"/>
           <w:szCs w:val="18"/>
         </w:rPr>
-        <w:t xml:space="preserve">Step 1</w:t>
-      </w:r>
-      <w:r>
-        <w:rPr>
-          <w:rFonts w:ascii="Avenir Next" w:hAnsi="Avenir Next" w:cs="Avenir Next" w:eastAsia="Avenir Next"/>
-          <w:color w:val="1A1A1A"/>
-          <w:sz w:val="18"/>
-          <w:szCs w:val="18"/>
-        </w:rPr>
         <w:tab/>
       </w:r>
       <w:r>
         <w:rPr>
           <w:rFonts w:ascii="Avenir Next" w:hAnsi="Avenir Next" w:cs="Avenir Next" w:eastAsia="Avenir Next"/>
           <w:color w:val="1A1A1A"/>
+          <w:sz w:val="22"/>
+          <w:szCs w:val="21"/>
+        </w:rPr>
+        <w:t xml:space="preserve">Let </w:t>
+      </w:r>
+      <w:r>
+        <w:rPr>
+          <w:rFonts w:ascii="Avenir Next" w:hAnsi="Avenir Next" w:cs="Avenir Next" w:eastAsia="Avenir Next"/>
+          <w:color w:val="1A1A1A"/>
           <w:sz w:val="21"/>
           <w:szCs w:val="21"/>
-        </w:rPr>
-        <w:t xml:space="preserve">Let </w:t>
-      </w:r>
-      <w:r>
-        <w:rPr>
-          <w:rFonts w:ascii="Avenir Next" w:hAnsi="Avenir Next" w:cs="Avenir Next" w:eastAsia="Avenir Next"/>
-          <w:color w:val="1A1A1A"/>
-          <w:sz w:val="21"/>
-          <w:szCs w:val="21"/>
           <w:u w:val="single"/>
         </w:rPr>
         <w:t xml:space="preserve">                </w:t>
@@ -2859,7 +2878,7 @@
         <w:rPr>
           <w:rFonts w:ascii="Avenir Next" w:hAnsi="Avenir Next" w:cs="Avenir Next" w:eastAsia="Avenir Next"/>
           <w:color w:val="1A1A1A"/>
-          <w:sz w:val="21"/>
+          <w:sz w:val="22"/>
           <w:szCs w:val="21"/>
         </w:rPr>
         <w:t xml:space="preserve"> = all the stickers.</w:t>
@@ -2879,18 +2898,18 @@
           <w:rFonts w:ascii="Avenir Next" w:hAnsi="Avenir Next" w:cs="Avenir Next" w:eastAsia="Avenir Next"/>
           <w:b/>
           <w:color w:val="003A70"/>
+          <w:sz w:val="22"/>
+          <w:szCs w:val="18"/>
+        </w:rPr>
+        <w:t xml:space="preserve">Step 2</w:t>
+      </w:r>
+      <w:r>
+        <w:rPr>
+          <w:rFonts w:ascii="Avenir Next" w:hAnsi="Avenir Next" w:cs="Avenir Next" w:eastAsia="Avenir Next"/>
+          <w:color w:val="1A1A1A"/>
           <w:sz w:val="18"/>
           <w:szCs w:val="18"/>
         </w:rPr>
-        <w:t xml:space="preserve">Step 2</w:t>
-      </w:r>
-      <w:r>
-        <w:rPr>
-          <w:rFonts w:ascii="Avenir Next" w:hAnsi="Avenir Next" w:cs="Avenir Next" w:eastAsia="Avenir Next"/>
-          <w:color w:val="1A1A1A"/>
-          <w:sz w:val="18"/>
-          <w:szCs w:val="18"/>
-        </w:rPr>
         <w:tab/>
       </w:r>
       <w:r>
@@ -2907,7 +2926,7 @@
         <w:rPr>
           <w:rFonts w:ascii="Avenir Next" w:hAnsi="Avenir Next" w:cs="Avenir Next" w:eastAsia="Avenir Next"/>
           <w:color w:val="1A1A1A"/>
-          <w:sz w:val="21"/>
+          <w:sz w:val="22"/>
           <w:szCs w:val="21"/>
         </w:rPr>
         <w:t xml:space="preserve"> pages. 12 stickers each.</w:t>
@@ -2927,25 +2946,25 @@
           <w:rFonts w:ascii="Avenir Next" w:hAnsi="Avenir Next" w:cs="Avenir Next" w:eastAsia="Avenir Next"/>
           <w:b/>
           <w:color w:val="003A70"/>
+          <w:sz w:val="22"/>
+          <w:szCs w:val="18"/>
+        </w:rPr>
+        <w:t xml:space="preserve">Step 3</w:t>
+      </w:r>
+      <w:r>
+        <w:rPr>
+          <w:rFonts w:ascii="Avenir Next" w:hAnsi="Avenir Next" w:cs="Avenir Next" w:eastAsia="Avenir Next"/>
+          <w:color w:val="1A1A1A"/>
           <w:sz w:val="18"/>
           <w:szCs w:val="18"/>
         </w:rPr>
-        <w:t xml:space="preserve">Step 3</w:t>
-      </w:r>
-      <w:r>
-        <w:rPr>
-          <w:rFonts w:ascii="Avenir Next" w:hAnsi="Avenir Next" w:cs="Avenir Next" w:eastAsia="Avenir Next"/>
-          <w:color w:val="1A1A1A"/>
-          <w:sz w:val="18"/>
-          <w:szCs w:val="18"/>
-        </w:rPr>
         <w:tab/>
       </w:r>
       <w:r>
         <w:rPr>
           <w:rFonts w:ascii="Avenir Next" w:hAnsi="Avenir Next" w:cs="Avenir Next" w:eastAsia="Avenir Next"/>
           <w:color w:val="1A1A1A"/>
-          <w:sz w:val="21"/>
+          <w:sz w:val="22"/>
           <w:szCs w:val="21"/>
         </w:rPr>
         <w:t xml:space="preserve">Equation: </w:t>
@@ -3037,35 +3056,35 @@
           <w:rFonts w:ascii="Avenir Next" w:hAnsi="Avenir Next" w:cs="Avenir Next" w:eastAsia="Avenir Next"/>
           <w:b/>
           <w:color w:val="003A70"/>
+          <w:sz w:val="22"/>
+          <w:szCs w:val="18"/>
+        </w:rPr>
+        <w:t xml:space="preserve">Step 1</w:t>
+      </w:r>
+      <w:r>
+        <w:rPr>
+          <w:rFonts w:ascii="Avenir Next" w:hAnsi="Avenir Next" w:cs="Avenir Next" w:eastAsia="Avenir Next"/>
+          <w:color w:val="1A1A1A"/>
           <w:sz w:val="18"/>
           <w:szCs w:val="18"/>
         </w:rPr>
-        <w:t xml:space="preserve">Step 1</w:t>
-      </w:r>
-      <w:r>
-        <w:rPr>
-          <w:rFonts w:ascii="Avenir Next" w:hAnsi="Avenir Next" w:cs="Avenir Next" w:eastAsia="Avenir Next"/>
-          <w:color w:val="1A1A1A"/>
-          <w:sz w:val="18"/>
-          <w:szCs w:val="18"/>
-        </w:rPr>
         <w:tab/>
       </w:r>
       <w:r>
         <w:rPr>
           <w:rFonts w:ascii="Avenir Next" w:hAnsi="Avenir Next" w:cs="Avenir Next" w:eastAsia="Avenir Next"/>
           <w:color w:val="1A1A1A"/>
+          <w:sz w:val="22"/>
+          <w:szCs w:val="21"/>
+        </w:rPr>
+        <w:t xml:space="preserve">Let </w:t>
+      </w:r>
+      <w:r>
+        <w:rPr>
+          <w:rFonts w:ascii="Avenir Next" w:hAnsi="Avenir Next" w:cs="Avenir Next" w:eastAsia="Avenir Next"/>
+          <w:color w:val="1A1A1A"/>
           <w:sz w:val="21"/>
           <w:szCs w:val="21"/>
-        </w:rPr>
-        <w:t xml:space="preserve">Let </w:t>
-      </w:r>
-      <w:r>
-        <w:rPr>
-          <w:rFonts w:ascii="Avenir Next" w:hAnsi="Avenir Next" w:cs="Avenir Next" w:eastAsia="Avenir Next"/>
-          <w:color w:val="1A1A1A"/>
-          <w:sz w:val="21"/>
-          <w:szCs w:val="21"/>
           <w:u w:val="single"/>
         </w:rPr>
         <w:t xml:space="preserve">                </w:t>
@@ -3074,7 +3093,7 @@
         <w:rPr>
           <w:rFonts w:ascii="Avenir Next" w:hAnsi="Avenir Next" w:cs="Avenir Next" w:eastAsia="Avenir Next"/>
           <w:color w:val="1A1A1A"/>
-          <w:sz w:val="21"/>
+          <w:sz w:val="22"/>
           <w:szCs w:val="21"/>
         </w:rPr>
         <w:t xml:space="preserve"> = all the brownies.</w:t>
@@ -3094,35 +3113,35 @@
           <w:rFonts w:ascii="Avenir Next" w:hAnsi="Avenir Next" w:cs="Avenir Next" w:eastAsia="Avenir Next"/>
           <w:b/>
           <w:color w:val="003A70"/>
+          <w:sz w:val="22"/>
+          <w:szCs w:val="18"/>
+        </w:rPr>
+        <w:t xml:space="preserve">Step 2</w:t>
+      </w:r>
+      <w:r>
+        <w:rPr>
+          <w:rFonts w:ascii="Avenir Next" w:hAnsi="Avenir Next" w:cs="Avenir Next" w:eastAsia="Avenir Next"/>
+          <w:color w:val="1A1A1A"/>
           <w:sz w:val="18"/>
           <w:szCs w:val="18"/>
         </w:rPr>
-        <w:t xml:space="preserve">Step 2</w:t>
-      </w:r>
-      <w:r>
-        <w:rPr>
-          <w:rFonts w:ascii="Avenir Next" w:hAnsi="Avenir Next" w:cs="Avenir Next" w:eastAsia="Avenir Next"/>
-          <w:color w:val="1A1A1A"/>
-          <w:sz w:val="18"/>
-          <w:szCs w:val="18"/>
-        </w:rPr>
         <w:tab/>
       </w:r>
       <w:r>
         <w:rPr>
           <w:rFonts w:ascii="Avenir Next" w:hAnsi="Avenir Next" w:cs="Avenir Next" w:eastAsia="Avenir Next"/>
           <w:color w:val="1A1A1A"/>
+          <w:sz w:val="22"/>
+          <w:szCs w:val="21"/>
+        </w:rPr>
+        <w:t xml:space="preserve">10 kids. </w:t>
+      </w:r>
+      <w:r>
+        <w:rPr>
+          <w:rFonts w:ascii="Avenir Next" w:hAnsi="Avenir Next" w:cs="Avenir Next" w:eastAsia="Avenir Next"/>
+          <w:color w:val="1A1A1A"/>
           <w:sz w:val="21"/>
           <w:szCs w:val="21"/>
-        </w:rPr>
-        <w:t xml:space="preserve">10 kids. </w:t>
-      </w:r>
-      <w:r>
-        <w:rPr>
-          <w:rFonts w:ascii="Avenir Next" w:hAnsi="Avenir Next" w:cs="Avenir Next" w:eastAsia="Avenir Next"/>
-          <w:color w:val="1A1A1A"/>
-          <w:sz w:val="21"/>
-          <w:szCs w:val="21"/>
           <w:u w:val="single"/>
         </w:rPr>
         <w:t xml:space="preserve">                </w:t>
@@ -3131,7 +3150,7 @@
         <w:rPr>
           <w:rFonts w:ascii="Avenir Next" w:hAnsi="Avenir Next" w:cs="Avenir Next" w:eastAsia="Avenir Next"/>
           <w:color w:val="1A1A1A"/>
-          <w:sz w:val="21"/>
+          <w:sz w:val="22"/>
           <w:szCs w:val="21"/>
         </w:rPr>
         <w:t xml:space="preserve"> brownies each.</w:t>
@@ -3151,35 +3170,35 @@
           <w:rFonts w:ascii="Avenir Next" w:hAnsi="Avenir Next" w:cs="Avenir Next" w:eastAsia="Avenir Next"/>
           <w:b/>
           <w:color w:val="003A70"/>
+          <w:sz w:val="22"/>
+          <w:szCs w:val="18"/>
+        </w:rPr>
+        <w:t xml:space="preserve">Step 3</w:t>
+      </w:r>
+      <w:r>
+        <w:rPr>
+          <w:rFonts w:ascii="Avenir Next" w:hAnsi="Avenir Next" w:cs="Avenir Next" w:eastAsia="Avenir Next"/>
+          <w:color w:val="1A1A1A"/>
           <w:sz w:val="18"/>
           <w:szCs w:val="18"/>
         </w:rPr>
-        <w:t xml:space="preserve">Step 3</w:t>
-      </w:r>
-      <w:r>
-        <w:rPr>
-          <w:rFonts w:ascii="Avenir Next" w:hAnsi="Avenir Next" w:cs="Avenir Next" w:eastAsia="Avenir Next"/>
-          <w:color w:val="1A1A1A"/>
-          <w:sz w:val="18"/>
-          <w:szCs w:val="18"/>
-        </w:rPr>
         <w:tab/>
       </w:r>
       <w:r>
         <w:rPr>
           <w:rFonts w:ascii="Avenir Next" w:hAnsi="Avenir Next" w:cs="Avenir Next" w:eastAsia="Avenir Next"/>
           <w:color w:val="1A1A1A"/>
+          <w:sz w:val="22"/>
+          <w:szCs w:val="21"/>
+        </w:rPr>
+        <w:t xml:space="preserve">Equation: </w:t>
+      </w:r>
+      <w:r>
+        <w:rPr>
+          <w:rFonts w:ascii="Avenir Next" w:hAnsi="Avenir Next" w:cs="Avenir Next" w:eastAsia="Avenir Next"/>
+          <w:color w:val="1A1A1A"/>
           <w:sz w:val="21"/>
           <w:szCs w:val="21"/>
-        </w:rPr>
-        <w:t xml:space="preserve">Equation: </w:t>
-      </w:r>
-      <w:r>
-        <w:rPr>
-          <w:rFonts w:ascii="Avenir Next" w:hAnsi="Avenir Next" w:cs="Avenir Next" w:eastAsia="Avenir Next"/>
-          <w:color w:val="1A1A1A"/>
-          <w:sz w:val="21"/>
-          <w:szCs w:val="21"/>
           <w:u w:val="single"/>
         </w:rPr>
         <w:t xml:space="preserve">                </w:t>
@@ -3192,6 +3211,7 @@
     </w:p>
     <w:p>
       <w:pPr>
+        <w:pStyle w:val="Heading2"/>
         <w:keepNext/>
         <w:pBdr>
           <w:bottom w:val="single" w:sz="8" w:space="3" w:color="003A70"/>
@@ -3207,7 +3227,7 @@
           <w:b/>
           <w:color w:val="003A70"/>
           <w:spacing w:val="14"/>
-          <w:sz w:val="19"/>
+          <w:sz w:val="22"/>
           <w:szCs w:val="19"/>
         </w:rPr>
         <w:t xml:space="preserve">YOUR TURN</w:t>
@@ -3226,7 +3246,7 @@
           <w:rFonts w:ascii="Avenir Next" w:hAnsi="Avenir Next" w:cs="Avenir Next" w:eastAsia="Avenir Next"/>
           <w:i/>
           <w:color w:val="5A5F66"/>
-          <w:sz w:val="17"/>
+          <w:sz w:val="22"/>
           <w:szCs w:val="17"/>
         </w:rPr>
         <w:t xml:space="preserve">use the steps on your own</w:t>
@@ -3407,7 +3427,7 @@
                       <w:szCs w:val="22"/>
                       <w:u w:val="single"/>
                     </w:rPr>
-                    <w:t xml:space="preserve">        </w:t>
+                    <w:t xml:space="preserve">            </w:t>
                   </w:r>
                 </w:p>
               </w:tc>
@@ -3479,7 +3499,7 @@
                       <w:szCs w:val="22"/>
                       <w:u w:val="single"/>
                     </w:rPr>
-                    <w:t xml:space="preserve">        </w:t>
+                    <w:t xml:space="preserve">            </w:t>
                   </w:r>
                 </w:p>
               </w:tc>
@@ -3557,7 +3577,7 @@
                       <w:szCs w:val="22"/>
                       <w:u w:val="single"/>
                     </w:rPr>
-                    <w:t xml:space="preserve">        </w:t>
+                    <w:t xml:space="preserve">            </w:t>
                   </w:r>
                 </w:p>
               </w:tc>
@@ -3629,7 +3649,7 @@
                       <w:szCs w:val="22"/>
                       <w:u w:val="single"/>
                     </w:rPr>
-                    <w:t xml:space="preserve">        </w:t>
+                    <w:t xml:space="preserve">            </w:t>
                   </w:r>
                 </w:p>
               </w:tc>
@@ -3650,6 +3670,7 @@
     </w:p>
     <w:p>
       <w:pPr>
+        <w:pStyle w:val="Heading2"/>
         <w:keepNext/>
         <w:pBdr>
           <w:bottom w:val="single" w:sz="8" w:space="3" w:color="003A70"/>
@@ -3665,7 +3686,7 @@
           <w:b/>
           <w:color w:val="003A70"/>
           <w:spacing w:val="14"/>
-          <w:sz w:val="19"/>
+          <w:sz w:val="22"/>
           <w:szCs w:val="19"/>
         </w:rPr>
         <w:t xml:space="preserve">READY CHECK</w:t>
@@ -3684,7 +3705,7 @@
           <w:rFonts w:ascii="Avenir Next" w:hAnsi="Avenir Next" w:cs="Avenir Next" w:eastAsia="Avenir Next"/>
           <w:i/>
           <w:color w:val="5A5F66"/>
-          <w:sz w:val="17"/>
+          <w:sz w:val="22"/>
           <w:szCs w:val="17"/>
         </w:rPr>
         <w:t xml:space="preserve">a problem like the one in today’s lesson</w:t>
@@ -3835,44 +3856,44 @@
                       <w:rFonts w:ascii="Avenir Next" w:hAnsi="Avenir Next" w:cs="Avenir Next" w:eastAsia="Avenir Next"/>
                       <w:b/>
                       <w:color w:val="003A70"/>
+                      <w:sz w:val="22"/>
+                      <w:szCs w:val="21"/>
+                    </w:rPr>
+                    <w:t xml:space="preserve">A</w:t>
+                  </w:r>
+                  <w:r>
+                    <w:rPr>
+                      <w:rFonts w:ascii="Avenir Next" w:hAnsi="Avenir Next" w:cs="Avenir Next" w:eastAsia="Avenir Next"/>
+                      <w:color w:val="1A1A1A"/>
                       <w:sz w:val="21"/>
                       <w:szCs w:val="21"/>
                     </w:rPr>
-                    <w:t xml:space="preserve">A</w:t>
-                  </w:r>
-                  <w:r>
-                    <w:rPr>
-                      <w:rFonts w:ascii="Avenir Next" w:hAnsi="Avenir Next" w:cs="Avenir Next" w:eastAsia="Avenir Next"/>
-                      <w:color w:val="1A1A1A"/>
-                      <w:sz w:val="21"/>
+                    <w:tab/>
+                  </w:r>
+                  <w:r>
+                    <w:rPr>
+                      <w:rFonts w:ascii="Avenir Next" w:hAnsi="Avenir Next" w:cs="Avenir Next" w:eastAsia="Avenir Next"/>
+                      <w:color w:val="1A1A1A"/>
+                      <w:sz w:val="22"/>
                       <w:szCs w:val="21"/>
                     </w:rPr>
-                    <w:tab/>
-                  </w:r>
-                  <w:r>
-                    <w:rPr>
-                      <w:rFonts w:ascii="Avenir Next" w:hAnsi="Avenir Next" w:cs="Avenir Next" w:eastAsia="Avenir Next"/>
-                      <w:color w:val="1A1A1A"/>
-                      <w:sz w:val="21"/>
+                    <w:t xml:space="preserve">6 ÷ </w:t>
+                  </w:r>
+                  <w:r>
+                    <w:rPr>
+                      <w:rFonts w:ascii="Avenir Next" w:hAnsi="Avenir Next" w:cs="Avenir Next" w:eastAsia="Avenir Next"/>
+                      <w:i/>
+                      <w:color w:val="1A1A1A"/>
+                      <w:sz w:val="22"/>
                       <w:szCs w:val="21"/>
                     </w:rPr>
-                    <w:t xml:space="preserve">6 ÷ </w:t>
-                  </w:r>
-                  <w:r>
-                    <w:rPr>
-                      <w:rFonts w:ascii="Avenir Next" w:hAnsi="Avenir Next" w:cs="Avenir Next" w:eastAsia="Avenir Next"/>
-                      <w:i/>
-                      <w:color w:val="1A1A1A"/>
-                      <w:sz w:val="21"/>
-                      <w:szCs w:val="21"/>
-                    </w:rPr>
                     <w:t xml:space="preserve">b</w:t>
                   </w:r>
                   <w:r>
                     <w:rPr>
                       <w:rFonts w:ascii="Avenir Next" w:hAnsi="Avenir Next" w:cs="Avenir Next" w:eastAsia="Avenir Next"/>
                       <w:color w:val="1A1A1A"/>
-                      <w:sz w:val="21"/>
+                      <w:sz w:val="22"/>
                       <w:szCs w:val="21"/>
                     </w:rPr>
                     <w:t xml:space="preserve"> = 4</w:t>
@@ -3897,35 +3918,35 @@
                       <w:rFonts w:ascii="Avenir Next" w:hAnsi="Avenir Next" w:cs="Avenir Next" w:eastAsia="Avenir Next"/>
                       <w:b/>
                       <w:color w:val="003A70"/>
+                      <w:sz w:val="22"/>
+                      <w:szCs w:val="21"/>
+                    </w:rPr>
+                    <w:t xml:space="preserve">B</w:t>
+                  </w:r>
+                  <w:r>
+                    <w:rPr>
+                      <w:rFonts w:ascii="Avenir Next" w:hAnsi="Avenir Next" w:cs="Avenir Next" w:eastAsia="Avenir Next"/>
+                      <w:color w:val="1A1A1A"/>
                       <w:sz w:val="21"/>
                       <w:szCs w:val="21"/>
                     </w:rPr>
-                    <w:t xml:space="preserve">B</w:t>
-                  </w:r>
-                  <w:r>
-                    <w:rPr>
-                      <w:rFonts w:ascii="Avenir Next" w:hAnsi="Avenir Next" w:cs="Avenir Next" w:eastAsia="Avenir Next"/>
-                      <w:color w:val="1A1A1A"/>
-                      <w:sz w:val="21"/>
+                    <w:tab/>
+                  </w:r>
+                  <w:r>
+                    <w:rPr>
+                      <w:rFonts w:ascii="Avenir Next" w:hAnsi="Avenir Next" w:cs="Avenir Next" w:eastAsia="Avenir Next"/>
+                      <w:i/>
+                      <w:color w:val="1A1A1A"/>
+                      <w:sz w:val="22"/>
                       <w:szCs w:val="21"/>
                     </w:rPr>
-                    <w:tab/>
-                  </w:r>
-                  <w:r>
-                    <w:rPr>
-                      <w:rFonts w:ascii="Avenir Next" w:hAnsi="Avenir Next" w:cs="Avenir Next" w:eastAsia="Avenir Next"/>
-                      <w:i/>
-                      <w:color w:val="1A1A1A"/>
-                      <w:sz w:val="21"/>
-                      <w:szCs w:val="21"/>
-                    </w:rPr>
                     <w:t xml:space="preserve">b</w:t>
                   </w:r>
                   <w:r>
                     <w:rPr>
                       <w:rFonts w:ascii="Avenir Next" w:hAnsi="Avenir Next" w:cs="Avenir Next" w:eastAsia="Avenir Next"/>
                       <w:color w:val="1A1A1A"/>
-                      <w:sz w:val="21"/>
+                      <w:sz w:val="22"/>
                       <w:szCs w:val="21"/>
                     </w:rPr>
                     <w:t xml:space="preserve"> ÷ 6 = 4</w:t>
@@ -3950,35 +3971,35 @@
                       <w:rFonts w:ascii="Avenir Next" w:hAnsi="Avenir Next" w:cs="Avenir Next" w:eastAsia="Avenir Next"/>
                       <w:b/>
                       <w:color w:val="003A70"/>
+                      <w:sz w:val="22"/>
+                      <w:szCs w:val="21"/>
+                    </w:rPr>
+                    <w:t xml:space="preserve">C</w:t>
+                  </w:r>
+                  <w:r>
+                    <w:rPr>
+                      <w:rFonts w:ascii="Avenir Next" w:hAnsi="Avenir Next" w:cs="Avenir Next" w:eastAsia="Avenir Next"/>
+                      <w:color w:val="1A1A1A"/>
                       <w:sz w:val="21"/>
                       <w:szCs w:val="21"/>
                     </w:rPr>
-                    <w:t xml:space="preserve">C</w:t>
-                  </w:r>
-                  <w:r>
-                    <w:rPr>
-                      <w:rFonts w:ascii="Avenir Next" w:hAnsi="Avenir Next" w:cs="Avenir Next" w:eastAsia="Avenir Next"/>
-                      <w:color w:val="1A1A1A"/>
-                      <w:sz w:val="21"/>
+                    <w:tab/>
+                  </w:r>
+                  <w:r>
+                    <w:rPr>
+                      <w:rFonts w:ascii="Avenir Next" w:hAnsi="Avenir Next" w:cs="Avenir Next" w:eastAsia="Avenir Next"/>
+                      <w:i/>
+                      <w:color w:val="1A1A1A"/>
+                      <w:sz w:val="22"/>
                       <w:szCs w:val="21"/>
                     </w:rPr>
-                    <w:tab/>
-                  </w:r>
-                  <w:r>
-                    <w:rPr>
-                      <w:rFonts w:ascii="Avenir Next" w:hAnsi="Avenir Next" w:cs="Avenir Next" w:eastAsia="Avenir Next"/>
-                      <w:i/>
-                      <w:color w:val="1A1A1A"/>
-                      <w:sz w:val="21"/>
-                      <w:szCs w:val="21"/>
-                    </w:rPr>
                     <w:t xml:space="preserve">b</w:t>
                   </w:r>
                   <w:r>
                     <w:rPr>
                       <w:rFonts w:ascii="Avenir Next" w:hAnsi="Avenir Next" w:cs="Avenir Next" w:eastAsia="Avenir Next"/>
                       <w:color w:val="1A1A1A"/>
-                      <w:sz w:val="21"/>
+                      <w:sz w:val="22"/>
                       <w:szCs w:val="21"/>
                     </w:rPr>
                     <w:t xml:space="preserve"> − 6 = 4</w:t>
@@ -4003,44 +4024,44 @@
                       <w:rFonts w:ascii="Avenir Next" w:hAnsi="Avenir Next" w:cs="Avenir Next" w:eastAsia="Avenir Next"/>
                       <w:b/>
                       <w:color w:val="003A70"/>
+                      <w:sz w:val="22"/>
+                      <w:szCs w:val="21"/>
+                    </w:rPr>
+                    <w:t xml:space="preserve">D</w:t>
+                  </w:r>
+                  <w:r>
+                    <w:rPr>
+                      <w:rFonts w:ascii="Avenir Next" w:hAnsi="Avenir Next" w:cs="Avenir Next" w:eastAsia="Avenir Next"/>
+                      <w:color w:val="1A1A1A"/>
                       <w:sz w:val="21"/>
                       <w:szCs w:val="21"/>
                     </w:rPr>
-                    <w:t xml:space="preserve">D</w:t>
-                  </w:r>
-                  <w:r>
-                    <w:rPr>
-                      <w:rFonts w:ascii="Avenir Next" w:hAnsi="Avenir Next" w:cs="Avenir Next" w:eastAsia="Avenir Next"/>
-                      <w:color w:val="1A1A1A"/>
-                      <w:sz w:val="21"/>
+                    <w:tab/>
+                  </w:r>
+                  <w:r>
+                    <w:rPr>
+                      <w:rFonts w:ascii="Avenir Next" w:hAnsi="Avenir Next" w:cs="Avenir Next" w:eastAsia="Avenir Next"/>
+                      <w:color w:val="1A1A1A"/>
+                      <w:sz w:val="22"/>
                       <w:szCs w:val="21"/>
                     </w:rPr>
-                    <w:tab/>
-                  </w:r>
-                  <w:r>
-                    <w:rPr>
-                      <w:rFonts w:ascii="Avenir Next" w:hAnsi="Avenir Next" w:cs="Avenir Next" w:eastAsia="Avenir Next"/>
-                      <w:color w:val="1A1A1A"/>
-                      <w:sz w:val="21"/>
+                    <w:t xml:space="preserve">4</w:t>
+                  </w:r>
+                  <w:r>
+                    <w:rPr>
+                      <w:rFonts w:ascii="Avenir Next" w:hAnsi="Avenir Next" w:cs="Avenir Next" w:eastAsia="Avenir Next"/>
+                      <w:i/>
+                      <w:color w:val="1A1A1A"/>
+                      <w:sz w:val="22"/>
                       <w:szCs w:val="21"/>
                     </w:rPr>
-                    <w:t xml:space="preserve">4</w:t>
-                  </w:r>
-                  <w:r>
-                    <w:rPr>
-                      <w:rFonts w:ascii="Avenir Next" w:hAnsi="Avenir Next" w:cs="Avenir Next" w:eastAsia="Avenir Next"/>
-                      <w:i/>
-                      <w:color w:val="1A1A1A"/>
-                      <w:sz w:val="21"/>
-                      <w:szCs w:val="21"/>
-                    </w:rPr>
                     <w:t xml:space="preserve">b</w:t>
                   </w:r>
                   <w:r>
                     <w:rPr>
                       <w:rFonts w:ascii="Avenir Next" w:hAnsi="Avenir Next" w:cs="Avenir Next" w:eastAsia="Avenir Next"/>
                       <w:color w:val="1A1A1A"/>
-                      <w:sz w:val="21"/>
+                      <w:sz w:val="22"/>
                       <w:szCs w:val="21"/>
                     </w:rPr>
                     <w:t xml:space="preserve"> = 6</w:t>
@@ -4089,19 +4110,42 @@
         <w:tblLook w:val="0000" w:firstRow="0" w:lastRow="0" w:firstColumn="0" w:lastColumn="0" w:noHBand="1" w:noVBand="1"/>
       </w:tblPr>
       <w:tblGrid>
-        <w:gridCol w:w="2000"/>
-        <w:gridCol w:w="2300"/>
-        <w:gridCol w:w="2100"/>
-        <w:gridCol w:w="3104"/>
+        <w:gridCol w:w="1750"/>
+        <w:gridCol w:w="2500"/>
+        <w:gridCol w:w="2200"/>
+        <w:gridCol w:w="3054"/>
       </w:tblGrid>
       <w:tr>
         <w:trPr>
           <w:cantSplit/>
-          <w:trHeight w:val="320" w:hRule="atLeast"/>
+          <w:trHeight w:val="300" w:hRule="atLeast"/>
         </w:trPr>
         <w:tc>
           <w:tcPr>
-            <w:tcW w:w="2000" w:type="dxa"/>
+            <w:tcW w:w="1750" w:type="dxa"/>
+            <w:vAlign w:val="center"/>
+          </w:tcPr>
+          <w:p>
+            <w:pPr>
+              <w:pStyle w:val="Heading2"/>
+              <w:spacing w:before="0" w:after="0" w:line="240" w:lineRule="auto"/>
+            </w:pPr>
+            <w:r>
+              <w:rPr>
+                <w:rFonts w:ascii="Avenir Next" w:hAnsi="Avenir Next" w:cs="Avenir Next" w:eastAsia="Avenir Next"/>
+                <w:b/>
+                <w:color w:val="003A70"/>
+                <w:spacing w:val="12"/>
+                <w:sz w:val="15"/>
+                <w:szCs w:val="15"/>
+              </w:rPr>
+              <w:t xml:space="preserve">CHECK YOURSELF</w:t>
+            </w:r>
+          </w:p>
+        </w:tc>
+        <w:tc>
+          <w:tcPr>
+            <w:tcW w:w="2500" w:type="dxa"/>
             <w:vAlign w:val="center"/>
           </w:tcPr>
           <w:p>
@@ -4110,20 +4154,27 @@
             </w:pPr>
             <w:r>
               <w:rPr>
-                <w:rFonts w:ascii="Avenir Next" w:hAnsi="Avenir Next" w:cs="Avenir Next" w:eastAsia="Avenir Next"/>
-                <w:b/>
-                <w:color w:val="003A70"/>
-                <w:spacing w:val="12"/>
-                <w:sz w:val="15"/>
-                <w:szCs w:val="15"/>
-              </w:rPr>
-              <w:t xml:space="preserve">CHECK YOURSELF</w:t>
+                <w:rFonts w:ascii="Arial" w:hAnsi="Arial" w:cs="Arial" w:eastAsia="Arial"/>
+                <w:color w:val="1A1A1A"/>
+                <w:sz w:val="20"/>
+                <w:szCs w:val="20"/>
+              </w:rPr>
+              <w:t xml:space="preserve">□</w:t>
+            </w:r>
+            <w:r>
+              <w:rPr>
+                <w:rFonts w:ascii="Avenir Next" w:hAnsi="Avenir Next" w:cs="Avenir Next" w:eastAsia="Avenir Next"/>
+                <w:color w:val="1A1A1A"/>
+                <w:sz w:val="17"/>
+                <w:szCs w:val="17"/>
+              </w:rPr>
+              <w:t xml:space="preserve">  I can do this on my own</w:t>
             </w:r>
           </w:p>
         </w:tc>
         <w:tc>
           <w:tcPr>
-            <w:tcW w:w="2300" w:type="dxa"/>
+            <w:tcW w:w="2200" w:type="dxa"/>
             <w:vAlign w:val="center"/>
           </w:tcPr>
           <w:p>
@@ -4134,8 +4185,8 @@
               <w:rPr>
                 <w:rFonts w:ascii="Arial" w:hAnsi="Arial" w:cs="Arial" w:eastAsia="Arial"/>
                 <w:color w:val="1A1A1A"/>
-                <w:sz w:val="24"/>
-                <w:szCs w:val="24"/>
+                <w:sz w:val="20"/>
+                <w:szCs w:val="20"/>
               </w:rPr>
               <w:t xml:space="preserve">□</w:t>
             </w:r>
@@ -4146,13 +4197,13 @@
                 <w:sz w:val="17"/>
                 <w:szCs w:val="17"/>
               </w:rPr>
-              <w:t xml:space="preserve">  I can do this on my own</w:t>
+              <w:t xml:space="preserve">  I need a little help</w:t>
             </w:r>
           </w:p>
         </w:tc>
         <w:tc>
           <w:tcPr>
-            <w:tcW w:w="2100" w:type="dxa"/>
+            <w:tcW w:w="3054" w:type="dxa"/>
             <w:vAlign w:val="center"/>
           </w:tcPr>
           <w:p>
@@ -4163,37 +4214,8 @@
               <w:rPr>
                 <w:rFonts w:ascii="Arial" w:hAnsi="Arial" w:cs="Arial" w:eastAsia="Arial"/>
                 <w:color w:val="1A1A1A"/>
-                <w:sz w:val="24"/>
-                <w:szCs w:val="24"/>
-              </w:rPr>
-              <w:t xml:space="preserve">□</w:t>
-            </w:r>
-            <w:r>
-              <w:rPr>
-                <w:rFonts w:ascii="Avenir Next" w:hAnsi="Avenir Next" w:cs="Avenir Next" w:eastAsia="Avenir Next"/>
-                <w:color w:val="1A1A1A"/>
-                <w:sz w:val="17"/>
-                <w:szCs w:val="17"/>
-              </w:rPr>
-              <w:t xml:space="preserve">  I need a little help</w:t>
-            </w:r>
-          </w:p>
-        </w:tc>
-        <w:tc>
-          <w:tcPr>
-            <w:tcW w:w="3104" w:type="dxa"/>
-            <w:vAlign w:val="center"/>
-          </w:tcPr>
-          <w:p>
-            <w:pPr>
-              <w:spacing w:before="0" w:after="0" w:line="240" w:lineRule="auto"/>
-            </w:pPr>
-            <w:r>
-              <w:rPr>
-                <w:rFonts w:ascii="Arial" w:hAnsi="Arial" w:cs="Arial" w:eastAsia="Arial"/>
-                <w:color w:val="1A1A1A"/>
-                <w:sz w:val="24"/>
-                <w:szCs w:val="24"/>
+                <w:sz w:val="20"/>
+                <w:szCs w:val="20"/>
               </w:rPr>
               <w:t xml:space="preserve">□</w:t>
             </w:r>
@@ -4228,7 +4250,7 @@
     <w:sectPr>
       <w:footerReference w:type="default" r:id="rIdFooter1"/>
       <w:pgSz w:w="12240" w:h="15840"/>
-      <w:pgMar w:top="893" w:right="1224" w:bottom="835" w:left="1512" w:header="432" w:footer="432" w:gutter="0"/>
+      <w:pgMar w:top="780" w:right="1224" w:bottom="760" w:left="1512" w:header="432" w:footer="432" w:gutter="0"/>
       <w:cols w:space="720"/>
     </w:sectPr>
   </w:body>
@@ -4308,7 +4330,106 @@
               <w:sz w:val="15"/>
               <w:szCs w:val="15"/>
             </w:rPr>
-            <w:t xml:space="preserve">Lesson 8-3  ·  Session 2  ·  Prerequisite Practice B</w:t>
+            <w:t xml:space="preserve">8-3 · Page </w:t>
+          </w:r>
+          <w:r>
+            <w:rPr>
+              <w:rFonts w:ascii="Avenir Next" w:hAnsi="Avenir Next" w:cs="Avenir Next" w:eastAsia="Avenir Next"/>
+              <w:color w:val="5A5F66"/>
+              <w:sz w:val="15"/>
+              <w:szCs w:val="15"/>
+            </w:rPr>
+            <w:fldChar w:fldCharType="begin"/>
+          </w:r>
+          <w:r>
+            <w:rPr>
+              <w:rFonts w:ascii="Avenir Next" w:hAnsi="Avenir Next" w:cs="Avenir Next" w:eastAsia="Avenir Next"/>
+              <w:color w:val="5A5F66"/>
+              <w:sz w:val="15"/>
+              <w:szCs w:val="15"/>
+            </w:rPr>
+            <w:instrText xml:space="preserve"> PAGE </w:instrText>
+          </w:r>
+          <w:r>
+            <w:rPr>
+              <w:rFonts w:ascii="Avenir Next" w:hAnsi="Avenir Next" w:cs="Avenir Next" w:eastAsia="Avenir Next"/>
+              <w:color w:val="5A5F66"/>
+              <w:sz w:val="15"/>
+              <w:szCs w:val="15"/>
+            </w:rPr>
+            <w:fldChar w:fldCharType="separate"/>
+          </w:r>
+          <w:r>
+            <w:rPr>
+              <w:rFonts w:ascii="Avenir Next" w:hAnsi="Avenir Next" w:cs="Avenir Next" w:eastAsia="Avenir Next"/>
+              <w:color w:val="5A5F66"/>
+              <w:sz w:val="15"/>
+              <w:szCs w:val="15"/>
+            </w:rPr>
+            <w:t xml:space="preserve">1</w:t>
+          </w:r>
+          <w:r>
+            <w:rPr>
+              <w:rFonts w:ascii="Avenir Next" w:hAnsi="Avenir Next" w:cs="Avenir Next" w:eastAsia="Avenir Next"/>
+              <w:color w:val="5A5F66"/>
+              <w:sz w:val="15"/>
+              <w:szCs w:val="15"/>
+            </w:rPr>
+            <w:fldChar w:fldCharType="end"/>
+          </w:r>
+          <w:r>
+            <w:rPr>
+              <w:rFonts w:ascii="Avenir Next" w:hAnsi="Avenir Next" w:cs="Avenir Next" w:eastAsia="Avenir Next"/>
+              <w:color w:val="5A5F66"/>
+              <w:sz w:val="15"/>
+              <w:szCs w:val="15"/>
+            </w:rPr>
+            <w:t xml:space="preserve"> of </w:t>
+          </w:r>
+          <w:r>
+            <w:rPr>
+              <w:rFonts w:ascii="Avenir Next" w:hAnsi="Avenir Next" w:cs="Avenir Next" w:eastAsia="Avenir Next"/>
+              <w:color w:val="5A5F66"/>
+              <w:sz w:val="15"/>
+              <w:szCs w:val="15"/>
+            </w:rPr>
+            <w:fldChar w:fldCharType="begin"/>
+          </w:r>
+          <w:r>
+            <w:rPr>
+              <w:rFonts w:ascii="Avenir Next" w:hAnsi="Avenir Next" w:cs="Avenir Next" w:eastAsia="Avenir Next"/>
+              <w:color w:val="5A5F66"/>
+              <w:sz w:val="15"/>
+              <w:szCs w:val="15"/>
+            </w:rPr>
+            <w:instrText xml:space="preserve"> NUMPAGES </w:instrText>
+          </w:r>
+          <w:r>
+            <w:rPr>
+              <w:rFonts w:ascii="Avenir Next" w:hAnsi="Avenir Next" w:cs="Avenir Next" w:eastAsia="Avenir Next"/>
+              <w:color w:val="5A5F66"/>
+              <w:sz w:val="15"/>
+              <w:szCs w:val="15"/>
+            </w:rPr>
+            <w:fldChar w:fldCharType="separate"/>
+          </w:r>
+          <w:r>
+            <w:rPr>
+              <w:rFonts w:ascii="Avenir Next" w:hAnsi="Avenir Next" w:cs="Avenir Next" w:eastAsia="Avenir Next"/>
+              <w:color w:val="5A5F66"/>
+              <w:sz w:val="15"/>
+              <w:szCs w:val="15"/>
+            </w:rPr>
+            <w:t xml:space="preserve">1</w:t>
+          </w:r>
+          <w:r>
+            <w:rPr>
+              <w:rFonts w:ascii="Avenir Next" w:hAnsi="Avenir Next" w:cs="Avenir Next" w:eastAsia="Avenir Next"/>
+              <w:color w:val="5A5F66"/>
+              <w:sz w:val="15"/>
+              <w:szCs w:val="15"/>
+            </w:rPr>
+            <w:fldChar w:fldCharType="end"/>
           </w:r>
         </w:p>
       </w:tc>
@@ -4351,5 +4472,23 @@
       </w:tblCellMar>
     </w:tblPr>
   </w:style>
+  <w:style w:type="paragraph" w:styleId="Heading1">
+    <w:name w:val="heading 1"/>
+    <w:basedOn w:val="Normal"/>
+    <w:pPr>
+      <w:outlineLvl w:val="0"/>
+      <w:keepNext w:val="0"/>
+      <w:keepLines w:val="0"/>
+    </w:pPr>
+  </w:style>
+  <w:style w:type="paragraph" w:styleId="Heading2">
+    <w:name w:val="heading 2"/>
+    <w:basedOn w:val="Normal"/>
+    <w:pPr>
+      <w:outlineLvl w:val="1"/>
+      <w:keepNext w:val="0"/>
+      <w:keepLines w:val="0"/>
+    </w:pPr>
+  </w:style>
 </w:styles>
 </file>